--- a/plugins/wasm-go/extensions/ai-zdtc-token/token_audit_logs.docx
+++ b/plugins/wasm-go/extensions/ai-zdtc-token/token_audit_logs.docx
@@ -3,6 +3,17 @@
 <w:document xmlns:wpc="http://schemas.microsoft.com/office/word/2010/wordprocessingCanvas" xmlns:cx="http://schemas.microsoft.com/office/drawing/2014/chartex" xmlns:cx1="http://schemas.microsoft.com/office/drawing/2015/9/8/chartex" xmlns:cx2="http://schemas.microsoft.com/office/drawing/2015/10/21/chartex" xmlns:cx3="http://schemas.microsoft.com/office/drawing/2016/5/9/chartex" xmlns:cx4="http://schemas.microsoft.com/office/drawing/2016/5/10/chartex" xmlns:cx5="http://schemas.microsoft.com/office/drawing/2016/5/11/chartex" xmlns:cx6="http://schemas.microsoft.com/office/drawing/2016/5/12/chartex" xmlns:cx7="http://schemas.microsoft.com/office/drawing/2016/5/13/chartex" xmlns:cx8="http://schemas.microsoft.com/office/drawing/2016/5/14/chartex" xmlns:mc="http://schemas.openxmlformats.org/markup-compatibility/2006" xmlns:aink="http://schemas.microsoft.com/office/drawing/2016/ink" xmlns:am3d="http://schemas.microsoft.com/office/drawing/2017/model3d" xmlns:o="urn:schemas-microsoft-com:office:office" xmlns:oel="http://schemas.microsoft.com/office/2019/extlst" xmlns:r="http://schemas.openxmlformats.org/officeDocument/2006/relationships" xmlns:m="http://schemas.openxmlformats.org/officeDocument/2006/math" xmlns:v="urn:schemas-microsoft-com:vml" xmlns:wp14="http://schemas.microsoft.com/office/word/2010/wordprocessingDrawing" xmlns:wp="http://schemas.openxmlformats.org/drawingml/2006/wordprocessingDrawing" xmlns:w10="urn:schemas-microsoft-com:office:word" xmlns:w="http://schemas.openxmlformats.org/wordprocessingml/2006/main" xmlns:w14="http://schemas.microsoft.com/office/word/2010/wordml" xmlns:w15="http://schemas.microsoft.com/office/word/2012/wordml" xmlns:w16cex="http://schemas.microsoft.com/office/word/2018/wordml/cex" xmlns:w16cid="http://schemas.microsoft.com/office/word/2016/wordml/cid" xmlns:w16="http://schemas.microsoft.com/office/word/2018/wordml" xmlns:w16sdtdh="http://schemas.microsoft.com/office/word/2020/wordml/sdtdatahash" xmlns:w16se="http://schemas.microsoft.com/office/word/2015/wordml/symex" xmlns:wpg="http://schemas.microsoft.com/office/word/2010/wordprocessingGroup" xmlns:wpi="http://schemas.microsoft.com/office/word/2010/wordprocessingInk" xmlns:wne="http://schemas.microsoft.com/office/word/2006/wordml" xmlns:wps="http://schemas.microsoft.com/office/word/2010/wordprocessingShape" mc:Ignorable="w14 w15 w16se w16cid w16 w16cex w16sdtdh wp14">
   <w:body>
     <w:p/>
+    <w:p>
+      <w:pPr>
+        <w:pStyle w:val="2"/>
+        <w:rPr>
+          <w:rFonts w:hint="eastAsia"/>
+        </w:rPr>
+      </w:pPr>
+      <w:r>
+        <w:t>2026-09-21</w:t>
+      </w:r>
+    </w:p>
     <w:p/>
     <w:tbl>
       <w:tblPr>
@@ -20,15 +31,25 @@
           </w:tcPr>
           <w:p>
             <w:r>
-              <w:t xml:space="preserve">select </w:t>
+              <w:t xml:space="preserve">SELECT </w:t>
             </w:r>
             <w:proofErr w:type="gramStart"/>
             <w:r>
-              <w:t>count(</w:t>
+              <w:t>COUNT(</w:t>
             </w:r>
             <w:proofErr w:type="gramEnd"/>
             <w:r>
-              <w:t>*) FROM `</w:t>
+              <w:t xml:space="preserve">*) AS </w:t>
+            </w:r>
+            <w:proofErr w:type="spellStart"/>
+            <w:r>
+              <w:t>total_count</w:t>
+            </w:r>
+            <w:proofErr w:type="spellEnd"/>
+          </w:p>
+          <w:p>
+            <w:r>
+              <w:t>FROM `</w:t>
             </w:r>
             <w:proofErr w:type="spellStart"/>
             <w:r>
@@ -36,7 +57,12 @@
             </w:r>
             <w:proofErr w:type="spellEnd"/>
             <w:r>
-              <w:t>` WHERE `</w:t>
+              <w:t>`</w:t>
+            </w:r>
+          </w:p>
+          <w:p>
+            <w:r>
+              <w:t>WHERE `</w:t>
             </w:r>
             <w:proofErr w:type="spellStart"/>
             <w:r>
@@ -44,7 +70,12 @@
             </w:r>
             <w:proofErr w:type="spellEnd"/>
             <w:r>
-              <w:t>` &gt;= '2026-09-20 00:00:00' AND `</w:t>
+              <w:t>` &gt;= '2026-09-21 00:00:00'</w:t>
+            </w:r>
+          </w:p>
+          <w:p>
+            <w:r>
+              <w:t xml:space="preserve">  AND `</w:t>
             </w:r>
             <w:proofErr w:type="spellStart"/>
             <w:r>
@@ -52,7 +83,7 @@
             </w:r>
             <w:proofErr w:type="spellEnd"/>
             <w:r>
-              <w:t>` &lt; '2026-09-21 00:00:00';</w:t>
+              <w:t>` &lt; '2026-09-22 00:00:00';</w:t>
             </w:r>
           </w:p>
         </w:tc>
@@ -61,11 +92,14 @@
     <w:p/>
     <w:p>
       <w:r>
+        <w:rPr>
+          <w:noProof/>
+        </w:rPr>
         <w:drawing>
-          <wp:inline distT="0" distB="0" distL="0" distR="0" wp14:anchorId="4DB7211E" wp14:editId="5C4712D6">
-            <wp:extent cx="2527300" cy="1409700"/>
+          <wp:inline distT="0" distB="0" distL="0" distR="0" wp14:anchorId="1C67A61C" wp14:editId="1ECEBDA2">
+            <wp:extent cx="3200400" cy="1752600"/>
             <wp:effectExtent l="0" t="0" r="0" b="0"/>
-            <wp:docPr id="1143896506" name="图片 1"/>
+            <wp:docPr id="496724091" name="图片 1"/>
             <wp:cNvGraphicFramePr>
               <a:graphicFrameLocks xmlns:a="http://schemas.openxmlformats.org/drawingml/2006/main" noChangeAspect="1"/>
             </wp:cNvGraphicFramePr>
@@ -73,7 +107,7 @@
               <a:graphicData uri="http://schemas.openxmlformats.org/drawingml/2006/picture">
                 <pic:pic xmlns:pic="http://schemas.openxmlformats.org/drawingml/2006/picture">
                   <pic:nvPicPr>
-                    <pic:cNvPr id="1143896506" name=""/>
+                    <pic:cNvPr id="496724091" name=""/>
                     <pic:cNvPicPr/>
                   </pic:nvPicPr>
                   <pic:blipFill>
@@ -85,7 +119,7 @@
                   <pic:spPr>
                     <a:xfrm>
                       <a:off x="0" y="0"/>
-                      <a:ext cx="2527300" cy="1409700"/>
+                      <a:ext cx="3200400" cy="1752600"/>
                     </a:xfrm>
                     <a:prstGeom prst="rect">
                       <a:avLst/>
@@ -120,43 +154,11 @@
           </w:p>
           <w:p>
             <w:r>
-              <w:t xml:space="preserve">    IF(GROUPING(`</w:t>
-            </w:r>
-            <w:proofErr w:type="spellStart"/>
-            <w:r>
-              <w:t>llm_model</w:t>
-            </w:r>
-            <w:proofErr w:type="spellEnd"/>
-            <w:r>
-              <w:t>`) = 1, '总计', `</w:t>
-            </w:r>
-            <w:proofErr w:type="spellStart"/>
-            <w:r>
-              <w:t>llm_model</w:t>
-            </w:r>
-            <w:proofErr w:type="spellEnd"/>
-            <w:r>
-              <w:t>`) AS `</w:t>
-            </w:r>
-            <w:proofErr w:type="spellStart"/>
-            <w:r>
-              <w:t>llm_model</w:t>
-            </w:r>
-            <w:proofErr w:type="spellEnd"/>
-            <w:r>
-              <w:t>`,</w:t>
-            </w:r>
-          </w:p>
-          <w:p>
-            <w:r>
-              <w:tab/>
-            </w:r>
-            <w:r>
-              <w:tab/>
-            </w:r>
-            <w:proofErr w:type="spellStart"/>
-            <w:r>
-              <w:t>llm_model_final</w:t>
+              <w:t xml:space="preserve">    </w:t>
+            </w:r>
+            <w:proofErr w:type="spellStart"/>
+            <w:r>
+              <w:t>status_code</w:t>
             </w:r>
             <w:proofErr w:type="spellEnd"/>
             <w:r>
@@ -165,15 +167,6 @@
           </w:p>
           <w:p>
             <w:r>
-              <w:tab/>
-            </w:r>
-            <w:r>
-              <w:tab/>
-              <w:t>model,</w:t>
-            </w:r>
-          </w:p>
-          <w:p>
-            <w:r>
               <w:t xml:space="preserve">    </w:t>
             </w:r>
             <w:proofErr w:type="gramStart"/>
@@ -182,11 +175,21 @@
             </w:r>
             <w:proofErr w:type="gramEnd"/>
             <w:r>
-              <w:t>*) AS `</w:t>
-            </w:r>
-            <w:proofErr w:type="spellStart"/>
-            <w:r>
-              <w:t>call_count</w:t>
+              <w:t xml:space="preserve">*) AS </w:t>
+            </w:r>
+            <w:proofErr w:type="spellStart"/>
+            <w:r>
+              <w:t>total_count</w:t>
+            </w:r>
+            <w:proofErr w:type="spellEnd"/>
+          </w:p>
+          <w:p>
+            <w:r>
+              <w:t>FROM `</w:t>
+            </w:r>
+            <w:proofErr w:type="spellStart"/>
+            <w:r>
+              <w:t>token_audit_logs</w:t>
             </w:r>
             <w:proofErr w:type="spellEnd"/>
             <w:r>
@@ -195,16 +198,37 @@
           </w:p>
           <w:p>
             <w:r>
-              <w:t xml:space="preserve">FROM </w:t>
-            </w:r>
-          </w:p>
-          <w:p>
-            <w:r>
-              <w:t xml:space="preserve">    `</w:t>
-            </w:r>
-            <w:proofErr w:type="spellStart"/>
-            <w:r>
-              <w:t>token_audit_logs</w:t>
+              <w:t>WHERE `</w:t>
+            </w:r>
+            <w:proofErr w:type="spellStart"/>
+            <w:r>
+              <w:t>created_at</w:t>
+            </w:r>
+            <w:proofErr w:type="spellEnd"/>
+            <w:r>
+              <w:t>` &gt;= '2026-09-21 00:00:00'</w:t>
+            </w:r>
+          </w:p>
+          <w:p>
+            <w:r>
+              <w:t xml:space="preserve">  AND `</w:t>
+            </w:r>
+            <w:proofErr w:type="spellStart"/>
+            <w:r>
+              <w:t>created_at</w:t>
+            </w:r>
+            <w:proofErr w:type="spellEnd"/>
+            <w:r>
+              <w:t>` &lt; '2026-09-22 00:00:00'</w:t>
+            </w:r>
+          </w:p>
+          <w:p>
+            <w:r>
+              <w:t>GROUP BY `</w:t>
+            </w:r>
+            <w:proofErr w:type="spellStart"/>
+            <w:r>
+              <w:t>status_code</w:t>
             </w:r>
             <w:proofErr w:type="spellEnd"/>
             <w:r>
@@ -212,88 +236,16 @@
             </w:r>
           </w:p>
           <w:p>
-            <w:proofErr w:type="gramStart"/>
-            <w:r>
-              <w:t>WHERE</w:t>
-            </w:r>
-            <w:proofErr w:type="gramEnd"/>
-            <w:r>
-              <w:t xml:space="preserve"> </w:t>
-            </w:r>
-          </w:p>
-          <w:p>
-            <w:r>
-              <w:t xml:space="preserve">    `</w:t>
-            </w:r>
-            <w:proofErr w:type="spellStart"/>
-            <w:r>
-              <w:t>created_at</w:t>
-            </w:r>
-            <w:proofErr w:type="spellEnd"/>
-            <w:r>
-              <w:t>` &gt;= '2026-09-20 00:00:00'</w:t>
-            </w:r>
-          </w:p>
-          <w:p>
-            <w:r>
-              <w:t xml:space="preserve">    AND `</w:t>
-            </w:r>
-            <w:proofErr w:type="spellStart"/>
-            <w:r>
-              <w:t>created_at</w:t>
-            </w:r>
-            <w:proofErr w:type="spellEnd"/>
-            <w:r>
-              <w:t>` &lt; '2026-09-21 00:00:00'</w:t>
-            </w:r>
-          </w:p>
-          <w:p>
-            <w:r>
-              <w:t xml:space="preserve">GROUP BY </w:t>
-            </w:r>
-          </w:p>
-          <w:p>
-            <w:r>
-              <w:t xml:space="preserve">    `</w:t>
-            </w:r>
-            <w:proofErr w:type="spellStart"/>
-            <w:r>
-              <w:t>llm_model</w:t>
-            </w:r>
-            <w:proofErr w:type="spellEnd"/>
-            <w:r>
-              <w:t>` WITH ROLLUP</w:t>
-            </w:r>
-          </w:p>
-          <w:p>
-            <w:r>
-              <w:t xml:space="preserve">ORDER BY </w:t>
-            </w:r>
-          </w:p>
-          <w:p>
-            <w:r>
-              <w:t xml:space="preserve">    GROUPING(`</w:t>
-            </w:r>
-            <w:proofErr w:type="spellStart"/>
-            <w:r>
-              <w:t>llm_model</w:t>
-            </w:r>
-            <w:proofErr w:type="spellEnd"/>
-            <w:r>
-              <w:t>`) ASC,  -- 0 表示明细行，1 表示总计行，确保总计行在最后</w:t>
-            </w:r>
-          </w:p>
-          <w:p>
-            <w:r>
-              <w:t xml:space="preserve">    `</w:t>
-            </w:r>
-            <w:proofErr w:type="spellStart"/>
-            <w:r>
-              <w:t>call_count</w:t>
-            </w:r>
-            <w:proofErr w:type="spellEnd"/>
-            <w:r>
-              <w:t>` DESC;          -- 明细行按调用次数从高到低排序</w:t>
+            <w:r>
+              <w:t>ORDER BY `</w:t>
+            </w:r>
+            <w:proofErr w:type="spellStart"/>
+            <w:r>
+              <w:t>total_count</w:t>
+            </w:r>
+            <w:proofErr w:type="spellEnd"/>
+            <w:r>
+              <w:t>` DESC;</w:t>
             </w:r>
           </w:p>
         </w:tc>
@@ -302,11 +254,14 @@
     <w:p/>
     <w:p>
       <w:r>
+        <w:rPr>
+          <w:noProof/>
+        </w:rPr>
         <w:drawing>
-          <wp:inline distT="0" distB="0" distL="0" distR="0" wp14:anchorId="61B27002" wp14:editId="5B0F94E4">
-            <wp:extent cx="5270500" cy="2280920"/>
-            <wp:effectExtent l="0" t="0" r="0" b="5080"/>
-            <wp:docPr id="1019412096" name="图片 1"/>
+          <wp:inline distT="0" distB="0" distL="0" distR="0" wp14:anchorId="5A53161E" wp14:editId="31F48BD5">
+            <wp:extent cx="3340100" cy="2451100"/>
+            <wp:effectExtent l="0" t="0" r="0" b="0"/>
+            <wp:docPr id="1319395748" name="图片 1"/>
             <wp:cNvGraphicFramePr>
               <a:graphicFrameLocks xmlns:a="http://schemas.openxmlformats.org/drawingml/2006/main" noChangeAspect="1"/>
             </wp:cNvGraphicFramePr>
@@ -314,7 +269,7 @@
               <a:graphicData uri="http://schemas.openxmlformats.org/drawingml/2006/picture">
                 <pic:pic xmlns:pic="http://schemas.openxmlformats.org/drawingml/2006/picture">
                   <pic:nvPicPr>
-                    <pic:cNvPr id="1019412096" name=""/>
+                    <pic:cNvPr id="1319395748" name=""/>
                     <pic:cNvPicPr/>
                   </pic:nvPicPr>
                   <pic:blipFill>
@@ -326,7 +281,7 @@
                   <pic:spPr>
                     <a:xfrm>
                       <a:off x="0" y="0"/>
-                      <a:ext cx="5270500" cy="2280920"/>
+                      <a:ext cx="3340100" cy="2451100"/>
                     </a:xfrm>
                     <a:prstGeom prst="rect">
                       <a:avLst/>
@@ -345,6 +300,1372 @@
     <w:p/>
     <w:p/>
     <w:p/>
+    <w:tbl>
+      <w:tblPr>
+        <w:tblStyle w:val="ae"/>
+        <w:tblW w:w="0" w:type="auto"/>
+        <w:tblLook w:val="04A0" w:firstRow="1" w:lastRow="0" w:firstColumn="1" w:lastColumn="0" w:noHBand="0" w:noVBand="1"/>
+      </w:tblPr>
+      <w:tblGrid>
+        <w:gridCol w:w="8290"/>
+      </w:tblGrid>
+      <w:tr>
+        <w:tc>
+          <w:tcPr>
+            <w:tcW w:w="8290" w:type="dxa"/>
+          </w:tcPr>
+          <w:p>
+            <w:r>
+              <w:t xml:space="preserve">SELECT </w:t>
+            </w:r>
+          </w:p>
+          <w:p>
+            <w:r>
+              <w:t xml:space="preserve">    </w:t>
+            </w:r>
+            <w:proofErr w:type="spellStart"/>
+            <w:r>
+              <w:t>status_code</w:t>
+            </w:r>
+            <w:proofErr w:type="spellEnd"/>
+            <w:r>
+              <w:t>,</w:t>
+            </w:r>
+          </w:p>
+          <w:p>
+            <w:r>
+              <w:t xml:space="preserve">    </w:t>
+            </w:r>
+            <w:proofErr w:type="spellStart"/>
+            <w:r>
+              <w:t>error_message</w:t>
+            </w:r>
+            <w:proofErr w:type="spellEnd"/>
+            <w:r>
+              <w:t>,</w:t>
+            </w:r>
+          </w:p>
+          <w:p>
+            <w:r>
+              <w:t xml:space="preserve">    </w:t>
+            </w:r>
+            <w:proofErr w:type="gramStart"/>
+            <w:r>
+              <w:t>COUNT(</w:t>
+            </w:r>
+            <w:proofErr w:type="gramEnd"/>
+            <w:r>
+              <w:t xml:space="preserve">*) AS </w:t>
+            </w:r>
+            <w:proofErr w:type="spellStart"/>
+            <w:r>
+              <w:t>total_count</w:t>
+            </w:r>
+            <w:proofErr w:type="spellEnd"/>
+          </w:p>
+          <w:p>
+            <w:r>
+              <w:t>FROM `</w:t>
+            </w:r>
+            <w:proofErr w:type="spellStart"/>
+            <w:r>
+              <w:t>token_audit_logs</w:t>
+            </w:r>
+            <w:proofErr w:type="spellEnd"/>
+            <w:r>
+              <w:t>`</w:t>
+            </w:r>
+          </w:p>
+          <w:p>
+            <w:r>
+              <w:t>WHERE `</w:t>
+            </w:r>
+            <w:proofErr w:type="spellStart"/>
+            <w:r>
+              <w:t>created_at</w:t>
+            </w:r>
+            <w:proofErr w:type="spellEnd"/>
+            <w:r>
+              <w:t>` &gt;= '2026-09-21 00:00:00'</w:t>
+            </w:r>
+          </w:p>
+          <w:p>
+            <w:r>
+              <w:t xml:space="preserve">  AND `</w:t>
+            </w:r>
+            <w:proofErr w:type="spellStart"/>
+            <w:r>
+              <w:t>created_at</w:t>
+            </w:r>
+            <w:proofErr w:type="spellEnd"/>
+            <w:r>
+              <w:t>` &lt; '2026-09-22 00:00:00'</w:t>
+            </w:r>
+          </w:p>
+          <w:p>
+            <w:r>
+              <w:t>GROUP BY `</w:t>
+            </w:r>
+            <w:proofErr w:type="spellStart"/>
+            <w:r>
+              <w:t>status_code</w:t>
+            </w:r>
+            <w:proofErr w:type="spellEnd"/>
+            <w:r>
+              <w:t>`, `</w:t>
+            </w:r>
+            <w:proofErr w:type="spellStart"/>
+            <w:r>
+              <w:t>error_message</w:t>
+            </w:r>
+            <w:proofErr w:type="spellEnd"/>
+            <w:r>
+              <w:t>`</w:t>
+            </w:r>
+          </w:p>
+          <w:p>
+            <w:r>
+              <w:t>ORDER BY `</w:t>
+            </w:r>
+            <w:proofErr w:type="spellStart"/>
+            <w:r>
+              <w:t>status_code</w:t>
+            </w:r>
+            <w:proofErr w:type="spellEnd"/>
+            <w:r>
+              <w:t>` ASC, `</w:t>
+            </w:r>
+            <w:proofErr w:type="spellStart"/>
+            <w:r>
+              <w:t>total_count</w:t>
+            </w:r>
+            <w:proofErr w:type="spellEnd"/>
+            <w:r>
+              <w:t>` DESC;</w:t>
+            </w:r>
+          </w:p>
+          <w:p/>
+        </w:tc>
+      </w:tr>
+    </w:tbl>
+    <w:p/>
+    <w:p>
+      <w:r>
+        <w:rPr>
+          <w:noProof/>
+        </w:rPr>
+        <w:drawing>
+          <wp:inline distT="0" distB="0" distL="0" distR="0" wp14:anchorId="2F80C98A" wp14:editId="15694248">
+            <wp:extent cx="5270500" cy="830580"/>
+            <wp:effectExtent l="0" t="0" r="0" b="0"/>
+            <wp:docPr id="849642943" name="图片 1"/>
+            <wp:cNvGraphicFramePr>
+              <a:graphicFrameLocks xmlns:a="http://schemas.openxmlformats.org/drawingml/2006/main" noChangeAspect="1"/>
+            </wp:cNvGraphicFramePr>
+            <a:graphic xmlns:a="http://schemas.openxmlformats.org/drawingml/2006/main">
+              <a:graphicData uri="http://schemas.openxmlformats.org/drawingml/2006/picture">
+                <pic:pic xmlns:pic="http://schemas.openxmlformats.org/drawingml/2006/picture">
+                  <pic:nvPicPr>
+                    <pic:cNvPr id="849642943" name=""/>
+                    <pic:cNvPicPr/>
+                  </pic:nvPicPr>
+                  <pic:blipFill>
+                    <a:blip r:embed="rId6"/>
+                    <a:stretch>
+                      <a:fillRect/>
+                    </a:stretch>
+                  </pic:blipFill>
+                  <pic:spPr>
+                    <a:xfrm>
+                      <a:off x="0" y="0"/>
+                      <a:ext cx="5270500" cy="830580"/>
+                    </a:xfrm>
+                    <a:prstGeom prst="rect">
+                      <a:avLst/>
+                    </a:prstGeom>
+                  </pic:spPr>
+                </pic:pic>
+              </a:graphicData>
+            </a:graphic>
+          </wp:inline>
+        </w:drawing>
+      </w:r>
+    </w:p>
+    <w:p/>
+    <w:p/>
+    <w:tbl>
+      <w:tblPr>
+        <w:tblStyle w:val="ae"/>
+        <w:tblW w:w="0" w:type="auto"/>
+        <w:tblLook w:val="04A0" w:firstRow="1" w:lastRow="0" w:firstColumn="1" w:lastColumn="0" w:noHBand="0" w:noVBand="1"/>
+      </w:tblPr>
+      <w:tblGrid>
+        <w:gridCol w:w="8290"/>
+      </w:tblGrid>
+      <w:tr>
+        <w:tc>
+          <w:tcPr>
+            <w:tcW w:w="8290" w:type="dxa"/>
+          </w:tcPr>
+          <w:p>
+            <w:r>
+              <w:t xml:space="preserve">SELECT </w:t>
+            </w:r>
+          </w:p>
+          <w:p>
+            <w:r>
+              <w:t xml:space="preserve">    </w:t>
+            </w:r>
+            <w:proofErr w:type="spellStart"/>
+            <w:r>
+              <w:t>status_code</w:t>
+            </w:r>
+            <w:proofErr w:type="spellEnd"/>
+            <w:r>
+              <w:t>,</w:t>
+            </w:r>
+          </w:p>
+          <w:p>
+            <w:r>
+              <w:t xml:space="preserve">    </w:t>
+            </w:r>
+            <w:proofErr w:type="spellStart"/>
+            <w:r>
+              <w:t>error_message</w:t>
+            </w:r>
+            <w:proofErr w:type="spellEnd"/>
+            <w:r>
+              <w:t>,</w:t>
+            </w:r>
+          </w:p>
+          <w:p>
+            <w:r>
+              <w:t xml:space="preserve">    </w:t>
+            </w:r>
+            <w:proofErr w:type="gramStart"/>
+            <w:r>
+              <w:t>COUNT(</w:t>
+            </w:r>
+            <w:proofErr w:type="gramEnd"/>
+            <w:r>
+              <w:t xml:space="preserve">*) AS </w:t>
+            </w:r>
+            <w:proofErr w:type="spellStart"/>
+            <w:r>
+              <w:t>total_count</w:t>
+            </w:r>
+            <w:proofErr w:type="spellEnd"/>
+            <w:r>
+              <w:t>,</w:t>
+            </w:r>
+          </w:p>
+          <w:p>
+            <w:r>
+              <w:t xml:space="preserve">    -- 1. 三者都不为 0 的条数</w:t>
+            </w:r>
+          </w:p>
+          <w:p>
+            <w:r>
+              <w:t xml:space="preserve">    </w:t>
+            </w:r>
+            <w:proofErr w:type="gramStart"/>
+            <w:r>
+              <w:t>SUM(</w:t>
+            </w:r>
+            <w:proofErr w:type="gramEnd"/>
+            <w:r>
+              <w:t xml:space="preserve">CASE </w:t>
+            </w:r>
+          </w:p>
+          <w:p>
+            <w:r>
+              <w:t xml:space="preserve">        WHEN </w:t>
+            </w:r>
+            <w:proofErr w:type="spellStart"/>
+            <w:r>
+              <w:t>input_</w:t>
+            </w:r>
+            <w:proofErr w:type="gramStart"/>
+            <w:r>
+              <w:t>token</w:t>
+            </w:r>
+            <w:proofErr w:type="spellEnd"/>
+            <w:r>
+              <w:t xml:space="preserve"> !</w:t>
+            </w:r>
+            <w:proofErr w:type="gramEnd"/>
+            <w:r>
+              <w:t xml:space="preserve">= 0 AND </w:t>
+            </w:r>
+            <w:proofErr w:type="spellStart"/>
+            <w:r>
+              <w:t>output_token</w:t>
+            </w:r>
+            <w:proofErr w:type="spellEnd"/>
+            <w:r>
+              <w:t xml:space="preserve"> != 0 AND </w:t>
+            </w:r>
+            <w:proofErr w:type="spellStart"/>
+            <w:r>
+              <w:t>total_token</w:t>
+            </w:r>
+            <w:proofErr w:type="spellEnd"/>
+            <w:r>
+              <w:t xml:space="preserve"> != 0 </w:t>
+            </w:r>
+          </w:p>
+          <w:p>
+            <w:r>
+              <w:t xml:space="preserve">        THEN 1 ELSE 0 </w:t>
+            </w:r>
+          </w:p>
+          <w:p>
+            <w:r>
+              <w:t xml:space="preserve">    END) AS </w:t>
+            </w:r>
+            <w:proofErr w:type="spellStart"/>
+            <w:r>
+              <w:t>all_tokens_nonzero_count</w:t>
+            </w:r>
+            <w:proofErr w:type="spellEnd"/>
+            <w:r>
+              <w:t>,</w:t>
+            </w:r>
+          </w:p>
+          <w:p>
+            <w:r>
+              <w:t xml:space="preserve">    -- 2. 三者只要有一个为 0 的条数</w:t>
+            </w:r>
+          </w:p>
+          <w:p>
+            <w:r>
+              <w:t xml:space="preserve">    </w:t>
+            </w:r>
+            <w:proofErr w:type="gramStart"/>
+            <w:r>
+              <w:t>SUM(</w:t>
+            </w:r>
+            <w:proofErr w:type="gramEnd"/>
+            <w:r>
+              <w:t xml:space="preserve">CASE </w:t>
+            </w:r>
+          </w:p>
+          <w:p>
+            <w:r>
+              <w:t xml:space="preserve">        WHEN </w:t>
+            </w:r>
+            <w:proofErr w:type="spellStart"/>
+            <w:r>
+              <w:t>input_token</w:t>
+            </w:r>
+            <w:proofErr w:type="spellEnd"/>
+            <w:r>
+              <w:t xml:space="preserve"> = 0 OR </w:t>
+            </w:r>
+            <w:proofErr w:type="spellStart"/>
+            <w:r>
+              <w:t>output_token</w:t>
+            </w:r>
+            <w:proofErr w:type="spellEnd"/>
+            <w:r>
+              <w:t xml:space="preserve"> = 0 OR </w:t>
+            </w:r>
+            <w:proofErr w:type="spellStart"/>
+            <w:r>
+              <w:t>total_token</w:t>
+            </w:r>
+            <w:proofErr w:type="spellEnd"/>
+            <w:r>
+              <w:t xml:space="preserve"> = 0 </w:t>
+            </w:r>
+          </w:p>
+          <w:p>
+            <w:r>
+              <w:t xml:space="preserve">        THEN 1 ELSE 0 </w:t>
+            </w:r>
+          </w:p>
+          <w:p>
+            <w:r>
+              <w:t xml:space="preserve">    END) AS </w:t>
+            </w:r>
+            <w:proofErr w:type="spellStart"/>
+            <w:r>
+              <w:t>any_token_zero_count</w:t>
+            </w:r>
+            <w:proofErr w:type="spellEnd"/>
+          </w:p>
+          <w:p>
+            <w:r>
+              <w:t>FROM `</w:t>
+            </w:r>
+            <w:proofErr w:type="spellStart"/>
+            <w:r>
+              <w:t>token_audit_logs</w:t>
+            </w:r>
+            <w:proofErr w:type="spellEnd"/>
+            <w:r>
+              <w:t>`</w:t>
+            </w:r>
+          </w:p>
+          <w:p>
+            <w:r>
+              <w:t>WHERE `</w:t>
+            </w:r>
+            <w:proofErr w:type="spellStart"/>
+            <w:r>
+              <w:t>created_at</w:t>
+            </w:r>
+            <w:proofErr w:type="spellEnd"/>
+            <w:r>
+              <w:t>` &gt;= '2026-09-21 00:00:00'</w:t>
+            </w:r>
+          </w:p>
+          <w:p>
+            <w:r>
+              <w:t xml:space="preserve">  AND `</w:t>
+            </w:r>
+            <w:proofErr w:type="spellStart"/>
+            <w:r>
+              <w:t>created_at</w:t>
+            </w:r>
+            <w:proofErr w:type="spellEnd"/>
+            <w:r>
+              <w:t>` &lt; '2026-09-22 00:00:00'</w:t>
+            </w:r>
+          </w:p>
+          <w:p>
+            <w:r>
+              <w:t>GROUP BY `</w:t>
+            </w:r>
+            <w:proofErr w:type="spellStart"/>
+            <w:r>
+              <w:t>status_code</w:t>
+            </w:r>
+            <w:proofErr w:type="spellEnd"/>
+            <w:r>
+              <w:t>`, `</w:t>
+            </w:r>
+            <w:proofErr w:type="spellStart"/>
+            <w:r>
+              <w:t>error_message</w:t>
+            </w:r>
+            <w:proofErr w:type="spellEnd"/>
+            <w:r>
+              <w:t>`</w:t>
+            </w:r>
+          </w:p>
+          <w:p>
+            <w:r>
+              <w:t>ORDER BY `</w:t>
+            </w:r>
+            <w:proofErr w:type="spellStart"/>
+            <w:r>
+              <w:t>status_code</w:t>
+            </w:r>
+            <w:proofErr w:type="spellEnd"/>
+            <w:r>
+              <w:t>` ASC, `</w:t>
+            </w:r>
+            <w:proofErr w:type="spellStart"/>
+            <w:r>
+              <w:t>total_count</w:t>
+            </w:r>
+            <w:proofErr w:type="spellEnd"/>
+            <w:r>
+              <w:t>` DESC;</w:t>
+            </w:r>
+          </w:p>
+          <w:p/>
+        </w:tc>
+      </w:tr>
+    </w:tbl>
+    <w:p/>
+    <w:p/>
+    <w:p/>
+    <w:p/>
+    <w:p/>
+    <w:p/>
+    <w:p>
+      <w:r>
+        <w:rPr>
+          <w:noProof/>
+        </w:rPr>
+        <w:drawing>
+          <wp:inline distT="0" distB="0" distL="0" distR="0" wp14:anchorId="0215826C" wp14:editId="05228D56">
+            <wp:extent cx="5270500" cy="709295"/>
+            <wp:effectExtent l="0" t="0" r="0" b="1905"/>
+            <wp:docPr id="558828712" name="图片 1"/>
+            <wp:cNvGraphicFramePr>
+              <a:graphicFrameLocks xmlns:a="http://schemas.openxmlformats.org/drawingml/2006/main" noChangeAspect="1"/>
+            </wp:cNvGraphicFramePr>
+            <a:graphic xmlns:a="http://schemas.openxmlformats.org/drawingml/2006/main">
+              <a:graphicData uri="http://schemas.openxmlformats.org/drawingml/2006/picture">
+                <pic:pic xmlns:pic="http://schemas.openxmlformats.org/drawingml/2006/picture">
+                  <pic:nvPicPr>
+                    <pic:cNvPr id="558828712" name=""/>
+                    <pic:cNvPicPr/>
+                  </pic:nvPicPr>
+                  <pic:blipFill>
+                    <a:blip r:embed="rId7"/>
+                    <a:stretch>
+                      <a:fillRect/>
+                    </a:stretch>
+                  </pic:blipFill>
+                  <pic:spPr>
+                    <a:xfrm>
+                      <a:off x="0" y="0"/>
+                      <a:ext cx="5270500" cy="709295"/>
+                    </a:xfrm>
+                    <a:prstGeom prst="rect">
+                      <a:avLst/>
+                    </a:prstGeom>
+                  </pic:spPr>
+                </pic:pic>
+              </a:graphicData>
+            </a:graphic>
+          </wp:inline>
+        </w:drawing>
+      </w:r>
+    </w:p>
+    <w:p/>
+    <w:tbl>
+      <w:tblPr>
+        <w:tblStyle w:val="ae"/>
+        <w:tblW w:w="0" w:type="auto"/>
+        <w:tblLook w:val="04A0" w:firstRow="1" w:lastRow="0" w:firstColumn="1" w:lastColumn="0" w:noHBand="0" w:noVBand="1"/>
+      </w:tblPr>
+      <w:tblGrid>
+        <w:gridCol w:w="8290"/>
+      </w:tblGrid>
+      <w:tr>
+        <w:tc>
+          <w:tcPr>
+            <w:tcW w:w="8290" w:type="dxa"/>
+          </w:tcPr>
+          <w:p>
+            <w:r>
+              <w:t xml:space="preserve">SELECT </w:t>
+            </w:r>
+          </w:p>
+          <w:p>
+            <w:r>
+              <w:t xml:space="preserve">    </w:t>
+            </w:r>
+            <w:proofErr w:type="spellStart"/>
+            <w:r>
+              <w:t>status_code</w:t>
+            </w:r>
+            <w:proofErr w:type="spellEnd"/>
+            <w:r>
+              <w:t>,</w:t>
+            </w:r>
+          </w:p>
+          <w:p>
+            <w:r>
+              <w:t xml:space="preserve">    </w:t>
+            </w:r>
+            <w:proofErr w:type="spellStart"/>
+            <w:r>
+              <w:t>error_message</w:t>
+            </w:r>
+            <w:proofErr w:type="spellEnd"/>
+            <w:r>
+              <w:t>,</w:t>
+            </w:r>
+          </w:p>
+          <w:p>
+            <w:r>
+              <w:t xml:space="preserve">    -- 1. 将 Token 状态提炼为明确的分类维度</w:t>
+            </w:r>
+          </w:p>
+          <w:p>
+            <w:r>
+              <w:t xml:space="preserve">    CASE </w:t>
+            </w:r>
+          </w:p>
+          <w:p>
+            <w:r>
+              <w:t xml:space="preserve">        WHEN </w:t>
+            </w:r>
+            <w:proofErr w:type="spellStart"/>
+            <w:r>
+              <w:t>input_</w:t>
+            </w:r>
+            <w:proofErr w:type="gramStart"/>
+            <w:r>
+              <w:t>token</w:t>
+            </w:r>
+            <w:proofErr w:type="spellEnd"/>
+            <w:r>
+              <w:t xml:space="preserve"> !</w:t>
+            </w:r>
+            <w:proofErr w:type="gramEnd"/>
+            <w:r>
+              <w:t xml:space="preserve">= 0 AND </w:t>
+            </w:r>
+            <w:proofErr w:type="spellStart"/>
+            <w:r>
+              <w:t>output_token</w:t>
+            </w:r>
+            <w:proofErr w:type="spellEnd"/>
+            <w:r>
+              <w:t xml:space="preserve"> != 0 AND </w:t>
+            </w:r>
+            <w:proofErr w:type="spellStart"/>
+            <w:r>
+              <w:t>total_token</w:t>
+            </w:r>
+            <w:proofErr w:type="spellEnd"/>
+            <w:r>
+              <w:t xml:space="preserve"> != 0 THEN '三者都不为0'</w:t>
+            </w:r>
+          </w:p>
+          <w:p>
+            <w:r>
+              <w:t xml:space="preserve">        ELSE '至少有一个为0'</w:t>
+            </w:r>
+          </w:p>
+          <w:p>
+            <w:r>
+              <w:t xml:space="preserve">    END AS </w:t>
+            </w:r>
+            <w:proofErr w:type="spellStart"/>
+            <w:r>
+              <w:t>token_category</w:t>
+            </w:r>
+            <w:proofErr w:type="spellEnd"/>
+            <w:r>
+              <w:t>,</w:t>
+            </w:r>
+          </w:p>
+          <w:p>
+            <w:r>
+              <w:t xml:space="preserve">    -- 2. 下钻目标字段（可做脱敏或 NULL 处理）</w:t>
+            </w:r>
+          </w:p>
+          <w:p>
+            <w:r>
+              <w:t xml:space="preserve">    </w:t>
+            </w:r>
+            <w:proofErr w:type="gramStart"/>
+            <w:r>
+              <w:t>IFNULL(</w:t>
+            </w:r>
+            <w:proofErr w:type="gramEnd"/>
+            <w:r>
+              <w:t>authorization, 'ANONYMOUS / NULL') AS authorization,</w:t>
+            </w:r>
+          </w:p>
+          <w:p>
+            <w:r>
+              <w:t xml:space="preserve">    </w:t>
+            </w:r>
+            <w:proofErr w:type="gramStart"/>
+            <w:r>
+              <w:t>COUNT(</w:t>
+            </w:r>
+            <w:proofErr w:type="gramEnd"/>
+            <w:r>
+              <w:t xml:space="preserve">*) AS </w:t>
+            </w:r>
+            <w:proofErr w:type="spellStart"/>
+            <w:r>
+              <w:t>total_count</w:t>
+            </w:r>
+            <w:proofErr w:type="spellEnd"/>
+          </w:p>
+          <w:p>
+            <w:r>
+              <w:t>FROM `</w:t>
+            </w:r>
+            <w:proofErr w:type="spellStart"/>
+            <w:r>
+              <w:t>token_audit_logs</w:t>
+            </w:r>
+            <w:proofErr w:type="spellEnd"/>
+            <w:r>
+              <w:t>`</w:t>
+            </w:r>
+          </w:p>
+          <w:p>
+            <w:r>
+              <w:t>WHERE `</w:t>
+            </w:r>
+            <w:proofErr w:type="spellStart"/>
+            <w:r>
+              <w:t>created_at</w:t>
+            </w:r>
+            <w:proofErr w:type="spellEnd"/>
+            <w:r>
+              <w:t>` &gt;= '2026-09-21 00:00:00'</w:t>
+            </w:r>
+          </w:p>
+          <w:p>
+            <w:r>
+              <w:t xml:space="preserve">  AND `</w:t>
+            </w:r>
+            <w:proofErr w:type="spellStart"/>
+            <w:r>
+              <w:t>created_at</w:t>
+            </w:r>
+            <w:proofErr w:type="spellEnd"/>
+            <w:r>
+              <w:t>` &lt; '2026-09-22 00:00:00'</w:t>
+            </w:r>
+          </w:p>
+          <w:p>
+            <w:r>
+              <w:t xml:space="preserve">GROUP BY </w:t>
+            </w:r>
+          </w:p>
+          <w:p>
+            <w:r>
+              <w:t xml:space="preserve">    `</w:t>
+            </w:r>
+            <w:proofErr w:type="spellStart"/>
+            <w:r>
+              <w:t>status_code</w:t>
+            </w:r>
+            <w:proofErr w:type="spellEnd"/>
+            <w:r>
+              <w:t xml:space="preserve">`, </w:t>
+            </w:r>
+          </w:p>
+          <w:p>
+            <w:r>
+              <w:t xml:space="preserve">    `</w:t>
+            </w:r>
+            <w:proofErr w:type="spellStart"/>
+            <w:r>
+              <w:t>error_message</w:t>
+            </w:r>
+            <w:proofErr w:type="spellEnd"/>
+            <w:r>
+              <w:t xml:space="preserve">`, </w:t>
+            </w:r>
+          </w:p>
+          <w:p>
+            <w:r>
+              <w:t xml:space="preserve">    </w:t>
+            </w:r>
+            <w:proofErr w:type="spellStart"/>
+            <w:r>
+              <w:t>token_category</w:t>
+            </w:r>
+            <w:proofErr w:type="spellEnd"/>
+            <w:r>
+              <w:t>,</w:t>
+            </w:r>
+          </w:p>
+          <w:p>
+            <w:r>
+              <w:t xml:space="preserve">    `authorization`</w:t>
+            </w:r>
+          </w:p>
+          <w:p>
+            <w:r>
+              <w:t xml:space="preserve">ORDER BY </w:t>
+            </w:r>
+          </w:p>
+          <w:p>
+            <w:r>
+              <w:t xml:space="preserve">    `</w:t>
+            </w:r>
+            <w:proofErr w:type="spellStart"/>
+            <w:r>
+              <w:t>status_code</w:t>
+            </w:r>
+            <w:proofErr w:type="spellEnd"/>
+            <w:r>
+              <w:t xml:space="preserve">` ASC, </w:t>
+            </w:r>
+          </w:p>
+          <w:p>
+            <w:pPr>
+              <w:ind w:firstLine="420"/>
+            </w:pPr>
+            <w:r>
+              <w:t>`</w:t>
+            </w:r>
+            <w:proofErr w:type="spellStart"/>
+            <w:r>
+              <w:t>total_count</w:t>
+            </w:r>
+            <w:proofErr w:type="spellEnd"/>
+            <w:r>
+              <w:t>` DESC;</w:t>
+            </w:r>
+          </w:p>
+        </w:tc>
+      </w:tr>
+    </w:tbl>
+    <w:p/>
+    <w:p/>
+    <w:p/>
+    <w:p/>
+    <w:p/>
+    <w:p/>
+    <w:p/>
+    <w:p/>
+    <w:p/>
+    <w:p/>
+    <w:p/>
+    <w:p/>
+    <w:p/>
+    <w:p/>
+    <w:p/>
+    <w:p/>
+    <w:p>
+      <w:r>
+        <w:rPr>
+          <w:noProof/>
+        </w:rPr>
+        <w:drawing>
+          <wp:inline distT="0" distB="0" distL="0" distR="0" wp14:anchorId="3818AEDE" wp14:editId="19DDD62C">
+            <wp:extent cx="5270500" cy="1355725"/>
+            <wp:effectExtent l="0" t="0" r="0" b="3175"/>
+            <wp:docPr id="1411083311" name="图片 1"/>
+            <wp:cNvGraphicFramePr>
+              <a:graphicFrameLocks xmlns:a="http://schemas.openxmlformats.org/drawingml/2006/main" noChangeAspect="1"/>
+            </wp:cNvGraphicFramePr>
+            <a:graphic xmlns:a="http://schemas.openxmlformats.org/drawingml/2006/main">
+              <a:graphicData uri="http://schemas.openxmlformats.org/drawingml/2006/picture">
+                <pic:pic xmlns:pic="http://schemas.openxmlformats.org/drawingml/2006/picture">
+                  <pic:nvPicPr>
+                    <pic:cNvPr id="1411083311" name=""/>
+                    <pic:cNvPicPr/>
+                  </pic:nvPicPr>
+                  <pic:blipFill>
+                    <a:blip r:embed="rId8"/>
+                    <a:stretch>
+                      <a:fillRect/>
+                    </a:stretch>
+                  </pic:blipFill>
+                  <pic:spPr>
+                    <a:xfrm>
+                      <a:off x="0" y="0"/>
+                      <a:ext cx="5270500" cy="1355725"/>
+                    </a:xfrm>
+                    <a:prstGeom prst="rect">
+                      <a:avLst/>
+                    </a:prstGeom>
+                  </pic:spPr>
+                </pic:pic>
+              </a:graphicData>
+            </a:graphic>
+          </wp:inline>
+        </w:drawing>
+      </w:r>
+    </w:p>
+    <w:p/>
+    <w:p/>
+    <w:p/>
+    <w:tbl>
+      <w:tblPr>
+        <w:tblStyle w:val="ae"/>
+        <w:tblW w:w="0" w:type="auto"/>
+        <w:tblLook w:val="04A0" w:firstRow="1" w:lastRow="0" w:firstColumn="1" w:lastColumn="0" w:noHBand="0" w:noVBand="1"/>
+      </w:tblPr>
+      <w:tblGrid>
+        <w:gridCol w:w="8290"/>
+      </w:tblGrid>
+      <w:tr>
+        <w:tc>
+          <w:tcPr>
+            <w:tcW w:w="8290" w:type="dxa"/>
+          </w:tcPr>
+          <w:p>
+            <w:r>
+              <w:t xml:space="preserve">SELECT </w:t>
+            </w:r>
+          </w:p>
+          <w:p>
+            <w:r>
+              <w:t xml:space="preserve">    </w:t>
+            </w:r>
+            <w:proofErr w:type="spellStart"/>
+            <w:r>
+              <w:t>l.status_code</w:t>
+            </w:r>
+            <w:proofErr w:type="spellEnd"/>
+            <w:r>
+              <w:t>,</w:t>
+            </w:r>
+          </w:p>
+          <w:p>
+            <w:r>
+              <w:t xml:space="preserve">    </w:t>
+            </w:r>
+            <w:proofErr w:type="spellStart"/>
+            <w:r>
+              <w:t>l.error_message</w:t>
+            </w:r>
+            <w:proofErr w:type="spellEnd"/>
+            <w:r>
+              <w:t>,</w:t>
+            </w:r>
+          </w:p>
+          <w:p>
+            <w:r>
+              <w:t xml:space="preserve">    -- Token 状态分类</w:t>
+            </w:r>
+          </w:p>
+          <w:p>
+            <w:r>
+              <w:t xml:space="preserve">    CASE </w:t>
+            </w:r>
+          </w:p>
+          <w:p>
+            <w:r>
+              <w:t xml:space="preserve">        WHEN </w:t>
+            </w:r>
+            <w:proofErr w:type="spellStart"/>
+            <w:proofErr w:type="gramStart"/>
+            <w:r>
+              <w:t>l.input</w:t>
+            </w:r>
+            <w:proofErr w:type="gramEnd"/>
+            <w:r>
+              <w:t>_token</w:t>
+            </w:r>
+            <w:proofErr w:type="spellEnd"/>
+            <w:r>
+              <w:t xml:space="preserve"> != 0 AND </w:t>
+            </w:r>
+            <w:proofErr w:type="spellStart"/>
+            <w:r>
+              <w:t>l.output_token</w:t>
+            </w:r>
+            <w:proofErr w:type="spellEnd"/>
+            <w:r>
+              <w:t xml:space="preserve"> != 0 AND </w:t>
+            </w:r>
+            <w:proofErr w:type="spellStart"/>
+            <w:r>
+              <w:t>l.total_token</w:t>
+            </w:r>
+            <w:proofErr w:type="spellEnd"/>
+            <w:r>
+              <w:t xml:space="preserve"> != 0 THEN '三者都不为0'</w:t>
+            </w:r>
+          </w:p>
+          <w:p>
+            <w:r>
+              <w:t xml:space="preserve">        ELSE '至少有一个为0'</w:t>
+            </w:r>
+          </w:p>
+          <w:p>
+            <w:r>
+              <w:t xml:space="preserve">    END AS </w:t>
+            </w:r>
+            <w:proofErr w:type="spellStart"/>
+            <w:r>
+              <w:t>token_category</w:t>
+            </w:r>
+            <w:proofErr w:type="spellEnd"/>
+            <w:r>
+              <w:t>,</w:t>
+            </w:r>
+          </w:p>
+          <w:p>
+            <w:r>
+              <w:t xml:space="preserve">    -- 凭证信息</w:t>
+            </w:r>
+          </w:p>
+          <w:p>
+            <w:r>
+              <w:t xml:space="preserve">    </w:t>
+            </w:r>
+            <w:proofErr w:type="gramStart"/>
+            <w:r>
+              <w:t>IFNULL(</w:t>
+            </w:r>
+            <w:proofErr w:type="spellStart"/>
+            <w:proofErr w:type="gramEnd"/>
+            <w:r>
+              <w:t>l.authorization</w:t>
+            </w:r>
+            <w:proofErr w:type="spellEnd"/>
+            <w:r>
+              <w:t>, 'ANONYMOUS / NULL') AS authorization,</w:t>
+            </w:r>
+          </w:p>
+          <w:p>
+            <w:r>
+              <w:tab/>
+            </w:r>
+            <w:r>
+              <w:tab/>
+              <w:t>-- 供应商名称（未匹配到的归为'未知供应商'）</w:t>
+            </w:r>
+          </w:p>
+          <w:p>
+            <w:r>
+              <w:t xml:space="preserve">    IFNULL(</w:t>
+            </w:r>
+            <w:proofErr w:type="spellStart"/>
+            <w:r>
+              <w:t>p.provider_name</w:t>
+            </w:r>
+            <w:proofErr w:type="spellEnd"/>
+            <w:r>
+              <w:t xml:space="preserve">, '未知/未匹配供应商') AS </w:t>
+            </w:r>
+            <w:proofErr w:type="spellStart"/>
+            <w:r>
+              <w:t>provider_name</w:t>
+            </w:r>
+            <w:proofErr w:type="spellEnd"/>
+            <w:r>
+              <w:t>,</w:t>
+            </w:r>
+          </w:p>
+          <w:p>
+            <w:r>
+              <w:t xml:space="preserve">    </w:t>
+            </w:r>
+            <w:proofErr w:type="gramStart"/>
+            <w:r>
+              <w:t>COUNT(</w:t>
+            </w:r>
+            <w:proofErr w:type="gramEnd"/>
+            <w:r>
+              <w:t xml:space="preserve">*) AS </w:t>
+            </w:r>
+            <w:proofErr w:type="spellStart"/>
+            <w:r>
+              <w:t>total_count</w:t>
+            </w:r>
+            <w:proofErr w:type="spellEnd"/>
+          </w:p>
+          <w:p>
+            <w:r>
+              <w:t>FROM `</w:t>
+            </w:r>
+            <w:proofErr w:type="spellStart"/>
+            <w:r>
+              <w:t>token_audit_logs</w:t>
+            </w:r>
+            <w:proofErr w:type="spellEnd"/>
+            <w:r>
+              <w:t>` l</w:t>
+            </w:r>
+          </w:p>
+          <w:p>
+            <w:r>
+              <w:t xml:space="preserve">LEFT JOIN `provider` p </w:t>
+            </w:r>
+          </w:p>
+          <w:p>
+            <w:r>
+              <w:t xml:space="preserve">    ON </w:t>
+            </w:r>
+            <w:proofErr w:type="spellStart"/>
+            <w:proofErr w:type="gramStart"/>
+            <w:r>
+              <w:t>l.authorization</w:t>
+            </w:r>
+            <w:proofErr w:type="spellEnd"/>
+            <w:proofErr w:type="gramEnd"/>
+            <w:r>
+              <w:t xml:space="preserve"> = </w:t>
+            </w:r>
+            <w:proofErr w:type="spellStart"/>
+            <w:r>
+              <w:t>p.credentials</w:t>
+            </w:r>
+            <w:proofErr w:type="spellEnd"/>
+          </w:p>
+          <w:p>
+            <w:r>
+              <w:t xml:space="preserve">WHERE </w:t>
+            </w:r>
+            <w:proofErr w:type="spellStart"/>
+            <w:proofErr w:type="gramStart"/>
+            <w:r>
+              <w:t>l.created</w:t>
+            </w:r>
+            <w:proofErr w:type="gramEnd"/>
+            <w:r>
+              <w:t>_at</w:t>
+            </w:r>
+            <w:proofErr w:type="spellEnd"/>
+            <w:r>
+              <w:t xml:space="preserve"> &gt;= '2026-09-21 00:00:00'</w:t>
+            </w:r>
+          </w:p>
+          <w:p>
+            <w:r>
+              <w:t xml:space="preserve">  AND </w:t>
+            </w:r>
+            <w:proofErr w:type="spellStart"/>
+            <w:proofErr w:type="gramStart"/>
+            <w:r>
+              <w:t>l.created</w:t>
+            </w:r>
+            <w:proofErr w:type="gramEnd"/>
+            <w:r>
+              <w:t>_at</w:t>
+            </w:r>
+            <w:proofErr w:type="spellEnd"/>
+            <w:r>
+              <w:t xml:space="preserve"> &lt; '2026-09-22 00:00:00'</w:t>
+            </w:r>
+          </w:p>
+          <w:p>
+            <w:r>
+              <w:t xml:space="preserve">GROUP BY </w:t>
+            </w:r>
+          </w:p>
+          <w:p>
+            <w:r>
+              <w:t xml:space="preserve">    </w:t>
+            </w:r>
+            <w:proofErr w:type="spellStart"/>
+            <w:proofErr w:type="gramStart"/>
+            <w:r>
+              <w:t>p.provider</w:t>
+            </w:r>
+            <w:proofErr w:type="gramEnd"/>
+            <w:r>
+              <w:t>_name</w:t>
+            </w:r>
+            <w:proofErr w:type="spellEnd"/>
+            <w:r>
+              <w:t>,</w:t>
+            </w:r>
+          </w:p>
+          <w:p>
+            <w:r>
+              <w:t xml:space="preserve">    </w:t>
+            </w:r>
+            <w:proofErr w:type="spellStart"/>
+            <w:r>
+              <w:t>l.status_code</w:t>
+            </w:r>
+            <w:proofErr w:type="spellEnd"/>
+            <w:r>
+              <w:t xml:space="preserve">, </w:t>
+            </w:r>
+          </w:p>
+          <w:p>
+            <w:r>
+              <w:t xml:space="preserve">    </w:t>
+            </w:r>
+            <w:proofErr w:type="spellStart"/>
+            <w:r>
+              <w:t>l.error_message</w:t>
+            </w:r>
+            <w:proofErr w:type="spellEnd"/>
+            <w:r>
+              <w:t xml:space="preserve">, </w:t>
+            </w:r>
+          </w:p>
+          <w:p>
+            <w:r>
+              <w:t xml:space="preserve">    </w:t>
+            </w:r>
+            <w:proofErr w:type="spellStart"/>
+            <w:r>
+              <w:t>token_category</w:t>
+            </w:r>
+            <w:proofErr w:type="spellEnd"/>
+            <w:r>
+              <w:t>,</w:t>
+            </w:r>
+          </w:p>
+          <w:p>
+            <w:r>
+              <w:t xml:space="preserve">    </w:t>
+            </w:r>
+            <w:proofErr w:type="spellStart"/>
+            <w:r>
+              <w:t>l.authorization</w:t>
+            </w:r>
+            <w:proofErr w:type="spellEnd"/>
+          </w:p>
+          <w:p>
+            <w:r>
+              <w:t xml:space="preserve">ORDER BY </w:t>
+            </w:r>
+          </w:p>
+          <w:p>
+            <w:r>
+              <w:t xml:space="preserve">    `</w:t>
+            </w:r>
+            <w:proofErr w:type="spellStart"/>
+            <w:r>
+              <w:t>status_code</w:t>
+            </w:r>
+            <w:proofErr w:type="spellEnd"/>
+            <w:r>
+              <w:t xml:space="preserve">` ASC, </w:t>
+            </w:r>
+          </w:p>
+          <w:p>
+            <w:r>
+              <w:t xml:space="preserve">    `</w:t>
+            </w:r>
+            <w:proofErr w:type="spellStart"/>
+            <w:r>
+              <w:t>total_count</w:t>
+            </w:r>
+            <w:proofErr w:type="spellEnd"/>
+            <w:r>
+              <w:t>` DESC;</w:t>
+            </w:r>
+          </w:p>
+        </w:tc>
+      </w:tr>
+    </w:tbl>
+    <w:p/>
+    <w:p/>
+    <w:p/>
+    <w:p/>
+    <w:p>
+      <w:r>
+        <w:rPr>
+          <w:noProof/>
+        </w:rPr>
+        <w:drawing>
+          <wp:inline distT="0" distB="0" distL="0" distR="0" wp14:anchorId="7845812A" wp14:editId="4D10F73E">
+            <wp:extent cx="5270500" cy="1496060"/>
+            <wp:effectExtent l="0" t="0" r="0" b="2540"/>
+            <wp:docPr id="674003299" name="图片 1"/>
+            <wp:cNvGraphicFramePr>
+              <a:graphicFrameLocks xmlns:a="http://schemas.openxmlformats.org/drawingml/2006/main" noChangeAspect="1"/>
+            </wp:cNvGraphicFramePr>
+            <a:graphic xmlns:a="http://schemas.openxmlformats.org/drawingml/2006/main">
+              <a:graphicData uri="http://schemas.openxmlformats.org/drawingml/2006/picture">
+                <pic:pic xmlns:pic="http://schemas.openxmlformats.org/drawingml/2006/picture">
+                  <pic:nvPicPr>
+                    <pic:cNvPr id="674003299" name=""/>
+                    <pic:cNvPicPr/>
+                  </pic:nvPicPr>
+                  <pic:blipFill>
+                    <a:blip r:embed="rId9"/>
+                    <a:stretch>
+                      <a:fillRect/>
+                    </a:stretch>
+                  </pic:blipFill>
+                  <pic:spPr>
+                    <a:xfrm>
+                      <a:off x="0" y="0"/>
+                      <a:ext cx="5270500" cy="1496060"/>
+                    </a:xfrm>
+                    <a:prstGeom prst="rect">
+                      <a:avLst/>
+                    </a:prstGeom>
+                  </pic:spPr>
+                </pic:pic>
+              </a:graphicData>
+            </a:graphic>
+          </wp:inline>
+        </w:drawing>
+      </w:r>
+    </w:p>
+    <w:p/>
+    <w:p/>
+    <w:p/>
+    <w:p/>
+    <w:p>
+      <w:pPr>
+        <w:pStyle w:val="2"/>
+      </w:pPr>
+      <w:r>
+        <w:t>2026-09-2</w:t>
+      </w:r>
+      <w:r>
+        <w:t>2</w:t>
+      </w:r>
+    </w:p>
+    <w:p/>
+    <w:p>
+      <w:r>
+        <w:drawing>
+          <wp:inline distT="0" distB="0" distL="0" distR="0" wp14:anchorId="636A6BFB" wp14:editId="18F92A0E">
+            <wp:extent cx="5270500" cy="1191895"/>
+            <wp:effectExtent l="0" t="0" r="0" b="1905"/>
+            <wp:docPr id="458752973" name="图片 1"/>
+            <wp:cNvGraphicFramePr>
+              <a:graphicFrameLocks xmlns:a="http://schemas.openxmlformats.org/drawingml/2006/main" noChangeAspect="1"/>
+            </wp:cNvGraphicFramePr>
+            <a:graphic xmlns:a="http://schemas.openxmlformats.org/drawingml/2006/main">
+              <a:graphicData uri="http://schemas.openxmlformats.org/drawingml/2006/picture">
+                <pic:pic xmlns:pic="http://schemas.openxmlformats.org/drawingml/2006/picture">
+                  <pic:nvPicPr>
+                    <pic:cNvPr id="458752973" name=""/>
+                    <pic:cNvPicPr/>
+                  </pic:nvPicPr>
+                  <pic:blipFill>
+                    <a:blip r:embed="rId10"/>
+                    <a:stretch>
+                      <a:fillRect/>
+                    </a:stretch>
+                  </pic:blipFill>
+                  <pic:spPr>
+                    <a:xfrm>
+                      <a:off x="0" y="0"/>
+                      <a:ext cx="5270500" cy="1191895"/>
+                    </a:xfrm>
+                    <a:prstGeom prst="rect">
+                      <a:avLst/>
+                    </a:prstGeom>
+                  </pic:spPr>
+                </pic:pic>
+              </a:graphicData>
+            </a:graphic>
+          </wp:inline>
+        </w:drawing>
+      </w:r>
+    </w:p>
+    <w:p/>
+    <w:p>
+      <w:r>
+        <w:drawing>
+          <wp:inline distT="0" distB="0" distL="0" distR="0" wp14:anchorId="7337B0F6" wp14:editId="65ED274E">
+            <wp:extent cx="5270500" cy="1609725"/>
+            <wp:effectExtent l="0" t="0" r="0" b="3175"/>
+            <wp:docPr id="2126152068" name="图片 1"/>
+            <wp:cNvGraphicFramePr>
+              <a:graphicFrameLocks xmlns:a="http://schemas.openxmlformats.org/drawingml/2006/main" noChangeAspect="1"/>
+            </wp:cNvGraphicFramePr>
+            <a:graphic xmlns:a="http://schemas.openxmlformats.org/drawingml/2006/main">
+              <a:graphicData uri="http://schemas.openxmlformats.org/drawingml/2006/picture">
+                <pic:pic xmlns:pic="http://schemas.openxmlformats.org/drawingml/2006/picture">
+                  <pic:nvPicPr>
+                    <pic:cNvPr id="2126152068" name=""/>
+                    <pic:cNvPicPr/>
+                  </pic:nvPicPr>
+                  <pic:blipFill>
+                    <a:blip r:embed="rId11"/>
+                    <a:stretch>
+                      <a:fillRect/>
+                    </a:stretch>
+                  </pic:blipFill>
+                  <pic:spPr>
+                    <a:xfrm>
+                      <a:off x="0" y="0"/>
+                      <a:ext cx="5270500" cy="1609725"/>
+                    </a:xfrm>
+                    <a:prstGeom prst="rect">
+                      <a:avLst/>
+                    </a:prstGeom>
+                  </pic:spPr>
+                </pic:pic>
+              </a:graphicData>
+            </a:graphic>
+          </wp:inline>
+        </w:drawing>
+      </w:r>
+    </w:p>
+    <w:p/>
+    <w:p/>
+    <w:p/>
+    <w:p/>
+    <w:p/>
+    <w:p/>
+    <w:p/>
     <w:p>
       <w:pPr>
         <w:rPr>
@@ -352,6 +1673,192 @@
         </w:rPr>
       </w:pPr>
     </w:p>
+    <w:p/>
+    <w:p>
+      <w:pPr>
+        <w:pStyle w:val="2"/>
+      </w:pPr>
+      <w:r>
+        <w:lastRenderedPageBreak/>
+        <w:t>2026-09-2</w:t>
+      </w:r>
+      <w:r>
+        <w:t>3</w:t>
+      </w:r>
+    </w:p>
+    <w:p/>
+    <w:p>
+      <w:pPr>
+        <w:rPr>
+          <w:rFonts w:hint="eastAsia"/>
+        </w:rPr>
+      </w:pPr>
+      <w:r>
+        <w:drawing>
+          <wp:inline distT="0" distB="0" distL="0" distR="0" wp14:anchorId="43267814" wp14:editId="64C83647">
+            <wp:extent cx="5270500" cy="892175"/>
+            <wp:effectExtent l="0" t="0" r="0" b="0"/>
+            <wp:docPr id="797635220" name="图片 1"/>
+            <wp:cNvGraphicFramePr>
+              <a:graphicFrameLocks xmlns:a="http://schemas.openxmlformats.org/drawingml/2006/main" noChangeAspect="1"/>
+            </wp:cNvGraphicFramePr>
+            <a:graphic xmlns:a="http://schemas.openxmlformats.org/drawingml/2006/main">
+              <a:graphicData uri="http://schemas.openxmlformats.org/drawingml/2006/picture">
+                <pic:pic xmlns:pic="http://schemas.openxmlformats.org/drawingml/2006/picture">
+                  <pic:nvPicPr>
+                    <pic:cNvPr id="797635220" name=""/>
+                    <pic:cNvPicPr/>
+                  </pic:nvPicPr>
+                  <pic:blipFill>
+                    <a:blip r:embed="rId12"/>
+                    <a:stretch>
+                      <a:fillRect/>
+                    </a:stretch>
+                  </pic:blipFill>
+                  <pic:spPr>
+                    <a:xfrm>
+                      <a:off x="0" y="0"/>
+                      <a:ext cx="5270500" cy="892175"/>
+                    </a:xfrm>
+                    <a:prstGeom prst="rect">
+                      <a:avLst/>
+                    </a:prstGeom>
+                  </pic:spPr>
+                </pic:pic>
+              </a:graphicData>
+            </a:graphic>
+          </wp:inline>
+        </w:drawing>
+      </w:r>
+    </w:p>
+    <w:p/>
+    <w:p>
+      <w:pPr>
+        <w:pStyle w:val="2"/>
+      </w:pPr>
+      <w:r>
+        <w:t>2026-09-2</w:t>
+      </w:r>
+      <w:r>
+        <w:t>4</w:t>
+      </w:r>
+    </w:p>
+    <w:p/>
+    <w:p>
+      <w:pPr>
+        <w:rPr>
+          <w:rFonts w:hint="eastAsia"/>
+        </w:rPr>
+      </w:pPr>
+      <w:r>
+        <w:drawing>
+          <wp:inline distT="0" distB="0" distL="0" distR="0" wp14:anchorId="7D4327A5" wp14:editId="29086D95">
+            <wp:extent cx="5270500" cy="1475740"/>
+            <wp:effectExtent l="0" t="0" r="0" b="0"/>
+            <wp:docPr id="1531795751" name="图片 1"/>
+            <wp:cNvGraphicFramePr>
+              <a:graphicFrameLocks xmlns:a="http://schemas.openxmlformats.org/drawingml/2006/main" noChangeAspect="1"/>
+            </wp:cNvGraphicFramePr>
+            <a:graphic xmlns:a="http://schemas.openxmlformats.org/drawingml/2006/main">
+              <a:graphicData uri="http://schemas.openxmlformats.org/drawingml/2006/picture">
+                <pic:pic xmlns:pic="http://schemas.openxmlformats.org/drawingml/2006/picture">
+                  <pic:nvPicPr>
+                    <pic:cNvPr id="1531795751" name=""/>
+                    <pic:cNvPicPr/>
+                  </pic:nvPicPr>
+                  <pic:blipFill>
+                    <a:blip r:embed="rId13"/>
+                    <a:stretch>
+                      <a:fillRect/>
+                    </a:stretch>
+                  </pic:blipFill>
+                  <pic:spPr>
+                    <a:xfrm>
+                      <a:off x="0" y="0"/>
+                      <a:ext cx="5270500" cy="1475740"/>
+                    </a:xfrm>
+                    <a:prstGeom prst="rect">
+                      <a:avLst/>
+                    </a:prstGeom>
+                  </pic:spPr>
+                </pic:pic>
+              </a:graphicData>
+            </a:graphic>
+          </wp:inline>
+        </w:drawing>
+      </w:r>
+    </w:p>
+    <w:p/>
+    <w:p>
+      <w:pPr>
+        <w:pStyle w:val="2"/>
+      </w:pPr>
+      <w:r>
+        <w:t>2026-09-2</w:t>
+      </w:r>
+      <w:r>
+        <w:t>5</w:t>
+      </w:r>
+    </w:p>
+    <w:p>
+      <w:pPr>
+        <w:rPr>
+          <w:rFonts w:hint="eastAsia"/>
+        </w:rPr>
+      </w:pPr>
+    </w:p>
+    <w:p>
+      <w:r>
+        <w:drawing>
+          <wp:inline distT="0" distB="0" distL="0" distR="0" wp14:anchorId="73744FEB" wp14:editId="4E11F6BF">
+            <wp:extent cx="5270500" cy="988695"/>
+            <wp:effectExtent l="0" t="0" r="0" b="1905"/>
+            <wp:docPr id="1328138967" name="图片 1"/>
+            <wp:cNvGraphicFramePr>
+              <a:graphicFrameLocks xmlns:a="http://schemas.openxmlformats.org/drawingml/2006/main" noChangeAspect="1"/>
+            </wp:cNvGraphicFramePr>
+            <a:graphic xmlns:a="http://schemas.openxmlformats.org/drawingml/2006/main">
+              <a:graphicData uri="http://schemas.openxmlformats.org/drawingml/2006/picture">
+                <pic:pic xmlns:pic="http://schemas.openxmlformats.org/drawingml/2006/picture">
+                  <pic:nvPicPr>
+                    <pic:cNvPr id="1328138967" name=""/>
+                    <pic:cNvPicPr/>
+                  </pic:nvPicPr>
+                  <pic:blipFill>
+                    <a:blip r:embed="rId14"/>
+                    <a:stretch>
+                      <a:fillRect/>
+                    </a:stretch>
+                  </pic:blipFill>
+                  <pic:spPr>
+                    <a:xfrm>
+                      <a:off x="0" y="0"/>
+                      <a:ext cx="5270500" cy="988695"/>
+                    </a:xfrm>
+                    <a:prstGeom prst="rect">
+                      <a:avLst/>
+                    </a:prstGeom>
+                  </pic:spPr>
+                </pic:pic>
+              </a:graphicData>
+            </a:graphic>
+          </wp:inline>
+        </w:drawing>
+      </w:r>
+    </w:p>
+    <w:p/>
+    <w:p/>
+    <w:p/>
+    <w:p/>
+    <w:p/>
+    <w:p>
+      <w:pPr>
+        <w:rPr>
+          <w:rFonts w:hint="eastAsia"/>
+        </w:rPr>
+      </w:pPr>
+    </w:p>
+    <w:p/>
     <w:sectPr>
       <w:pgSz w:w="11900" w:h="16840"/>
       <w:pgMar w:top="1440" w:right="1800" w:bottom="1440" w:left="1800" w:header="851" w:footer="992" w:gutter="0"/>
@@ -789,7 +2296,6 @@
     <w:next w:val="a"/>
     <w:link w:val="20"/>
     <w:uiPriority w:val="9"/>
-    <w:semiHidden/>
     <w:unhideWhenUsed/>
     <w:qFormat/>
     <w:rsid w:val="001D12B1"/>
@@ -1005,7 +2511,6 @@
     <w:basedOn w:val="a0"/>
     <w:link w:val="2"/>
     <w:uiPriority w:val="9"/>
-    <w:semiHidden/>
     <w:rsid w:val="001D12B1"/>
     <w:rPr>
       <w:rFonts w:asciiTheme="majorHAnsi" w:eastAsiaTheme="majorEastAsia" w:hAnsiTheme="majorHAnsi" w:cstheme="majorBidi"/>

--- a/plugins/wasm-go/extensions/ai-zdtc-token/token_audit_logs.docx
+++ b/plugins/wasm-go/extensions/ai-zdtc-token/token_audit_logs.docx
@@ -6,9 +6,6 @@
     <w:p>
       <w:pPr>
         <w:pStyle w:val="2"/>
-        <w:rPr>
-          <w:rFonts w:hint="eastAsia"/>
-        </w:rPr>
       </w:pPr>
       <w:r>
         <w:t>2026-09-21</w:t>
@@ -1573,15 +1570,15 @@
         <w:pStyle w:val="2"/>
       </w:pPr>
       <w:r>
-        <w:t>2026-09-2</w:t>
-      </w:r>
-      <w:r>
-        <w:t>2</w:t>
+        <w:t>2026-09-22</w:t>
       </w:r>
     </w:p>
     <w:p/>
     <w:p>
       <w:r>
+        <w:rPr>
+          <w:noProof/>
+        </w:rPr>
         <w:drawing>
           <wp:inline distT="0" distB="0" distL="0" distR="0" wp14:anchorId="636A6BFB" wp14:editId="18F92A0E">
             <wp:extent cx="5270500" cy="1191895"/>
@@ -1622,6 +1619,9 @@
     <w:p/>
     <w:p>
       <w:r>
+        <w:rPr>
+          <w:noProof/>
+        </w:rPr>
         <w:drawing>
           <wp:inline distT="0" distB="0" distL="0" distR="0" wp14:anchorId="7337B0F6" wp14:editId="65ED274E">
             <wp:extent cx="5270500" cy="1609725"/>
@@ -1666,13 +1666,7 @@
     <w:p/>
     <w:p/>
     <w:p/>
-    <w:p>
-      <w:pPr>
-        <w:rPr>
-          <w:rFonts w:hint="eastAsia"/>
-        </w:rPr>
-      </w:pPr>
-    </w:p>
+    <w:p/>
     <w:p/>
     <w:p>
       <w:pPr>
@@ -1680,20 +1674,15 @@
       </w:pPr>
       <w:r>
         <w:lastRenderedPageBreak/>
-        <w:t>2026-09-2</w:t>
-      </w:r>
-      <w:r>
-        <w:t>3</w:t>
+        <w:t>2026-09-23</w:t>
       </w:r>
     </w:p>
     <w:p/>
     <w:p>
-      <w:pPr>
+      <w:r>
         <w:rPr>
-          <w:rFonts w:hint="eastAsia"/>
+          <w:noProof/>
         </w:rPr>
-      </w:pPr>
-      <w:r>
         <w:drawing>
           <wp:inline distT="0" distB="0" distL="0" distR="0" wp14:anchorId="43267814" wp14:editId="64C83647">
             <wp:extent cx="5270500" cy="892175"/>
@@ -1737,20 +1726,15 @@
         <w:pStyle w:val="2"/>
       </w:pPr>
       <w:r>
-        <w:t>2026-09-2</w:t>
-      </w:r>
-      <w:r>
-        <w:t>4</w:t>
+        <w:t>2026-09-24</w:t>
       </w:r>
     </w:p>
     <w:p/>
     <w:p>
-      <w:pPr>
+      <w:r>
         <w:rPr>
-          <w:rFonts w:hint="eastAsia"/>
+          <w:noProof/>
         </w:rPr>
-      </w:pPr>
-      <w:r>
         <w:drawing>
           <wp:inline distT="0" distB="0" distL="0" distR="0" wp14:anchorId="7D4327A5" wp14:editId="29086D95">
             <wp:extent cx="5270500" cy="1475740"/>
@@ -1794,21 +1778,15 @@
         <w:pStyle w:val="2"/>
       </w:pPr>
       <w:r>
-        <w:t>2026-09-2</w:t>
-      </w:r>
-      <w:r>
-        <w:t>5</w:t>
+        <w:t>2026-09-25</w:t>
       </w:r>
     </w:p>
-    <w:p>
-      <w:pPr>
-        <w:rPr>
-          <w:rFonts w:hint="eastAsia"/>
-        </w:rPr>
-      </w:pPr>
-    </w:p>
+    <w:p/>
     <w:p>
       <w:r>
+        <w:rPr>
+          <w:noProof/>
+        </w:rPr>
         <w:drawing>
           <wp:inline distT="0" distB="0" distL="0" distR="0" wp14:anchorId="73744FEB" wp14:editId="4E11F6BF">
             <wp:extent cx="5270500" cy="988695"/>
@@ -1851,6 +1829,1161 @@
     <w:p/>
     <w:p/>
     <w:p/>
+    <w:p/>
+    <w:p/>
+    <w:p/>
+    <w:p/>
+    <w:p/>
+    <w:p/>
+    <w:p/>
+    <w:p/>
+    <w:p/>
+    <w:tbl>
+      <w:tblPr>
+        <w:tblStyle w:val="ae"/>
+        <w:tblW w:w="0" w:type="auto"/>
+        <w:tblLook w:val="04A0" w:firstRow="1" w:lastRow="0" w:firstColumn="1" w:lastColumn="0" w:noHBand="0" w:noVBand="1"/>
+      </w:tblPr>
+      <w:tblGrid>
+        <w:gridCol w:w="8290"/>
+      </w:tblGrid>
+      <w:tr>
+        <w:tc>
+          <w:tcPr>
+            <w:tcW w:w="8290" w:type="dxa"/>
+          </w:tcPr>
+          <w:p>
+            <w:r>
+              <w:t xml:space="preserve">SELECT </w:t>
+            </w:r>
+            <w:proofErr w:type="gramStart"/>
+            <w:r>
+              <w:t>COUNT(</w:t>
+            </w:r>
+            <w:proofErr w:type="gramEnd"/>
+            <w:r>
+              <w:t xml:space="preserve">*) AS </w:t>
+            </w:r>
+            <w:proofErr w:type="spellStart"/>
+            <w:r>
+              <w:t>total_count</w:t>
+            </w:r>
+            <w:proofErr w:type="spellEnd"/>
+          </w:p>
+          <w:p>
+            <w:r>
+              <w:t>FROM `</w:t>
+            </w:r>
+            <w:proofErr w:type="spellStart"/>
+            <w:r>
+              <w:t>token_audit_logs</w:t>
+            </w:r>
+            <w:proofErr w:type="spellEnd"/>
+            <w:r>
+              <w:t>`</w:t>
+            </w:r>
+          </w:p>
+          <w:p>
+            <w:r>
+              <w:t>WHERE `</w:t>
+            </w:r>
+            <w:proofErr w:type="spellStart"/>
+            <w:r>
+              <w:t>created_at</w:t>
+            </w:r>
+            <w:proofErr w:type="spellEnd"/>
+            <w:r>
+              <w:t>` &gt;= '2026-10-19 00:00:00'</w:t>
+            </w:r>
+          </w:p>
+          <w:p>
+            <w:r>
+              <w:t xml:space="preserve">  AND `</w:t>
+            </w:r>
+            <w:proofErr w:type="spellStart"/>
+            <w:r>
+              <w:t>created_at</w:t>
+            </w:r>
+            <w:proofErr w:type="spellEnd"/>
+            <w:r>
+              <w:t>` &lt; '2026-10-20 00:00:00';</w:t>
+            </w:r>
+          </w:p>
+        </w:tc>
+      </w:tr>
+    </w:tbl>
+    <w:p/>
+    <w:p>
+      <w:r>
+        <w:drawing>
+          <wp:inline distT="0" distB="0" distL="0" distR="0" wp14:anchorId="6D8341C0" wp14:editId="0C3FD811">
+            <wp:extent cx="4737100" cy="1917700"/>
+            <wp:effectExtent l="0" t="0" r="0" b="0"/>
+            <wp:docPr id="1682113920" name="图片 1"/>
+            <wp:cNvGraphicFramePr>
+              <a:graphicFrameLocks xmlns:a="http://schemas.openxmlformats.org/drawingml/2006/main" noChangeAspect="1"/>
+            </wp:cNvGraphicFramePr>
+            <a:graphic xmlns:a="http://schemas.openxmlformats.org/drawingml/2006/main">
+              <a:graphicData uri="http://schemas.openxmlformats.org/drawingml/2006/picture">
+                <pic:pic xmlns:pic="http://schemas.openxmlformats.org/drawingml/2006/picture">
+                  <pic:nvPicPr>
+                    <pic:cNvPr id="1682113920" name=""/>
+                    <pic:cNvPicPr/>
+                  </pic:nvPicPr>
+                  <pic:blipFill>
+                    <a:blip r:embed="rId15"/>
+                    <a:stretch>
+                      <a:fillRect/>
+                    </a:stretch>
+                  </pic:blipFill>
+                  <pic:spPr>
+                    <a:xfrm>
+                      <a:off x="0" y="0"/>
+                      <a:ext cx="4737100" cy="1917700"/>
+                    </a:xfrm>
+                    <a:prstGeom prst="rect">
+                      <a:avLst/>
+                    </a:prstGeom>
+                  </pic:spPr>
+                </pic:pic>
+              </a:graphicData>
+            </a:graphic>
+          </wp:inline>
+        </w:drawing>
+      </w:r>
+    </w:p>
+    <w:p/>
+    <w:p/>
+    <w:tbl>
+      <w:tblPr>
+        <w:tblStyle w:val="ae"/>
+        <w:tblW w:w="0" w:type="auto"/>
+        <w:tblLook w:val="04A0" w:firstRow="1" w:lastRow="0" w:firstColumn="1" w:lastColumn="0" w:noHBand="0" w:noVBand="1"/>
+      </w:tblPr>
+      <w:tblGrid>
+        <w:gridCol w:w="8290"/>
+      </w:tblGrid>
+      <w:tr>
+        <w:tc>
+          <w:tcPr>
+            <w:tcW w:w="8290" w:type="dxa"/>
+          </w:tcPr>
+          <w:p>
+            <w:r>
+              <w:t xml:space="preserve">SELECT </w:t>
+            </w:r>
+          </w:p>
+          <w:p>
+            <w:r>
+              <w:t xml:space="preserve">    </w:t>
+            </w:r>
+            <w:proofErr w:type="spellStart"/>
+            <w:r>
+              <w:t>status_code</w:t>
+            </w:r>
+            <w:proofErr w:type="spellEnd"/>
+            <w:r>
+              <w:t>,</w:t>
+            </w:r>
+          </w:p>
+          <w:p>
+            <w:r>
+              <w:t xml:space="preserve">    </w:t>
+            </w:r>
+            <w:proofErr w:type="gramStart"/>
+            <w:r>
+              <w:t>COUNT(</w:t>
+            </w:r>
+            <w:proofErr w:type="gramEnd"/>
+            <w:r>
+              <w:t xml:space="preserve">*) AS </w:t>
+            </w:r>
+            <w:proofErr w:type="spellStart"/>
+            <w:r>
+              <w:t>total_count</w:t>
+            </w:r>
+            <w:proofErr w:type="spellEnd"/>
+          </w:p>
+          <w:p>
+            <w:r>
+              <w:t>FROM `</w:t>
+            </w:r>
+            <w:proofErr w:type="spellStart"/>
+            <w:r>
+              <w:t>token_audit_logs</w:t>
+            </w:r>
+            <w:proofErr w:type="spellEnd"/>
+            <w:r>
+              <w:t>`</w:t>
+            </w:r>
+          </w:p>
+          <w:p>
+            <w:r>
+              <w:t>WHERE `</w:t>
+            </w:r>
+            <w:proofErr w:type="spellStart"/>
+            <w:r>
+              <w:t>created_at</w:t>
+            </w:r>
+            <w:proofErr w:type="spellEnd"/>
+            <w:r>
+              <w:t>` &gt;= '2026-10-19 00:00:00'</w:t>
+            </w:r>
+          </w:p>
+          <w:p>
+            <w:r>
+              <w:t xml:space="preserve">  AND `</w:t>
+            </w:r>
+            <w:proofErr w:type="spellStart"/>
+            <w:r>
+              <w:t>created_at</w:t>
+            </w:r>
+            <w:proofErr w:type="spellEnd"/>
+            <w:r>
+              <w:t>` &lt; '2026-10-20 00:00:00'</w:t>
+            </w:r>
+          </w:p>
+          <w:p>
+            <w:r>
+              <w:t>GROUP BY `</w:t>
+            </w:r>
+            <w:proofErr w:type="spellStart"/>
+            <w:r>
+              <w:t>status_code</w:t>
+            </w:r>
+            <w:proofErr w:type="spellEnd"/>
+            <w:r>
+              <w:t>`</w:t>
+            </w:r>
+          </w:p>
+          <w:p>
+            <w:r>
+              <w:t>ORDER BY `</w:t>
+            </w:r>
+            <w:proofErr w:type="spellStart"/>
+            <w:r>
+              <w:t>total_count</w:t>
+            </w:r>
+            <w:proofErr w:type="spellEnd"/>
+            <w:r>
+              <w:t>` DESC;</w:t>
+            </w:r>
+          </w:p>
+        </w:tc>
+      </w:tr>
+    </w:tbl>
+    <w:p/>
+    <w:p>
+      <w:r>
+        <w:drawing>
+          <wp:inline distT="0" distB="0" distL="0" distR="0" wp14:anchorId="6E9D1F20" wp14:editId="0C0ECEE8">
+            <wp:extent cx="3606800" cy="2451100"/>
+            <wp:effectExtent l="0" t="0" r="0" b="0"/>
+            <wp:docPr id="1437698736" name="图片 1"/>
+            <wp:cNvGraphicFramePr>
+              <a:graphicFrameLocks xmlns:a="http://schemas.openxmlformats.org/drawingml/2006/main" noChangeAspect="1"/>
+            </wp:cNvGraphicFramePr>
+            <a:graphic xmlns:a="http://schemas.openxmlformats.org/drawingml/2006/main">
+              <a:graphicData uri="http://schemas.openxmlformats.org/drawingml/2006/picture">
+                <pic:pic xmlns:pic="http://schemas.openxmlformats.org/drawingml/2006/picture">
+                  <pic:nvPicPr>
+                    <pic:cNvPr id="1437698736" name=""/>
+                    <pic:cNvPicPr/>
+                  </pic:nvPicPr>
+                  <pic:blipFill>
+                    <a:blip r:embed="rId16"/>
+                    <a:stretch>
+                      <a:fillRect/>
+                    </a:stretch>
+                  </pic:blipFill>
+                  <pic:spPr>
+                    <a:xfrm>
+                      <a:off x="0" y="0"/>
+                      <a:ext cx="3606800" cy="2451100"/>
+                    </a:xfrm>
+                    <a:prstGeom prst="rect">
+                      <a:avLst/>
+                    </a:prstGeom>
+                  </pic:spPr>
+                </pic:pic>
+              </a:graphicData>
+            </a:graphic>
+          </wp:inline>
+        </w:drawing>
+      </w:r>
+    </w:p>
+    <w:p/>
+    <w:p/>
+    <w:p/>
+    <w:p>
+      <w:pPr>
+        <w:rPr>
+          <w:rFonts w:hint="eastAsia"/>
+        </w:rPr>
+      </w:pPr>
+    </w:p>
+    <w:tbl>
+      <w:tblPr>
+        <w:tblStyle w:val="ae"/>
+        <w:tblW w:w="0" w:type="auto"/>
+        <w:tblLook w:val="04A0" w:firstRow="1" w:lastRow="0" w:firstColumn="1" w:lastColumn="0" w:noHBand="0" w:noVBand="1"/>
+      </w:tblPr>
+      <w:tblGrid>
+        <w:gridCol w:w="8290"/>
+      </w:tblGrid>
+      <w:tr>
+        <w:tc>
+          <w:tcPr>
+            <w:tcW w:w="8290" w:type="dxa"/>
+          </w:tcPr>
+          <w:p>
+            <w:r>
+              <w:t xml:space="preserve">SELECT </w:t>
+            </w:r>
+          </w:p>
+          <w:p>
+            <w:r>
+              <w:t xml:space="preserve">    </w:t>
+            </w:r>
+            <w:proofErr w:type="spellStart"/>
+            <w:r>
+              <w:t>status_code</w:t>
+            </w:r>
+            <w:proofErr w:type="spellEnd"/>
+            <w:r>
+              <w:t>,</w:t>
+            </w:r>
+          </w:p>
+          <w:p>
+            <w:r>
+              <w:t xml:space="preserve">    </w:t>
+            </w:r>
+            <w:proofErr w:type="spellStart"/>
+            <w:r>
+              <w:t>error_message</w:t>
+            </w:r>
+            <w:proofErr w:type="spellEnd"/>
+            <w:r>
+              <w:t>,</w:t>
+            </w:r>
+          </w:p>
+          <w:p>
+            <w:r>
+              <w:t xml:space="preserve">    </w:t>
+            </w:r>
+            <w:proofErr w:type="gramStart"/>
+            <w:r>
+              <w:t>COUNT(</w:t>
+            </w:r>
+            <w:proofErr w:type="gramEnd"/>
+            <w:r>
+              <w:t xml:space="preserve">*) AS </w:t>
+            </w:r>
+            <w:proofErr w:type="spellStart"/>
+            <w:r>
+              <w:t>total_count</w:t>
+            </w:r>
+            <w:proofErr w:type="spellEnd"/>
+          </w:p>
+          <w:p>
+            <w:r>
+              <w:t>FROM `</w:t>
+            </w:r>
+            <w:proofErr w:type="spellStart"/>
+            <w:r>
+              <w:t>token_audit_logs</w:t>
+            </w:r>
+            <w:proofErr w:type="spellEnd"/>
+            <w:r>
+              <w:t>`</w:t>
+            </w:r>
+          </w:p>
+          <w:p>
+            <w:r>
+              <w:t>WHERE `</w:t>
+            </w:r>
+            <w:proofErr w:type="spellStart"/>
+            <w:r>
+              <w:t>created_at</w:t>
+            </w:r>
+            <w:proofErr w:type="spellEnd"/>
+            <w:r>
+              <w:t>` &gt;= '2026-10-19 00:00:00'</w:t>
+            </w:r>
+          </w:p>
+          <w:p>
+            <w:r>
+              <w:t xml:space="preserve">  AND `</w:t>
+            </w:r>
+            <w:proofErr w:type="spellStart"/>
+            <w:r>
+              <w:t>created_at</w:t>
+            </w:r>
+            <w:proofErr w:type="spellEnd"/>
+            <w:r>
+              <w:t>` &lt; '2026-10-20 00:00:00'</w:t>
+            </w:r>
+          </w:p>
+          <w:p>
+            <w:r>
+              <w:t>GROUP BY `</w:t>
+            </w:r>
+            <w:proofErr w:type="spellStart"/>
+            <w:r>
+              <w:t>status_code</w:t>
+            </w:r>
+            <w:proofErr w:type="spellEnd"/>
+            <w:r>
+              <w:t>`, `</w:t>
+            </w:r>
+            <w:proofErr w:type="spellStart"/>
+            <w:r>
+              <w:t>error_message</w:t>
+            </w:r>
+            <w:proofErr w:type="spellEnd"/>
+            <w:r>
+              <w:t>`</w:t>
+            </w:r>
+          </w:p>
+          <w:p>
+            <w:r>
+              <w:t>ORDER BY `</w:t>
+            </w:r>
+            <w:proofErr w:type="spellStart"/>
+            <w:r>
+              <w:t>status_code</w:t>
+            </w:r>
+            <w:proofErr w:type="spellEnd"/>
+            <w:r>
+              <w:t>` ASC, `</w:t>
+            </w:r>
+            <w:proofErr w:type="spellStart"/>
+            <w:r>
+              <w:t>total_count</w:t>
+            </w:r>
+            <w:proofErr w:type="spellEnd"/>
+            <w:r>
+              <w:t>` DESC;</w:t>
+            </w:r>
+          </w:p>
+        </w:tc>
+      </w:tr>
+    </w:tbl>
+    <w:p/>
+    <w:p>
+      <w:r>
+        <w:drawing>
+          <wp:inline distT="0" distB="0" distL="0" distR="0" wp14:anchorId="14D19F2D" wp14:editId="20325108">
+            <wp:extent cx="5270500" cy="1250315"/>
+            <wp:effectExtent l="0" t="0" r="0" b="0"/>
+            <wp:docPr id="1194711146" name="图片 1"/>
+            <wp:cNvGraphicFramePr>
+              <a:graphicFrameLocks xmlns:a="http://schemas.openxmlformats.org/drawingml/2006/main" noChangeAspect="1"/>
+            </wp:cNvGraphicFramePr>
+            <a:graphic xmlns:a="http://schemas.openxmlformats.org/drawingml/2006/main">
+              <a:graphicData uri="http://schemas.openxmlformats.org/drawingml/2006/picture">
+                <pic:pic xmlns:pic="http://schemas.openxmlformats.org/drawingml/2006/picture">
+                  <pic:nvPicPr>
+                    <pic:cNvPr id="1194711146" name=""/>
+                    <pic:cNvPicPr/>
+                  </pic:nvPicPr>
+                  <pic:blipFill>
+                    <a:blip r:embed="rId17"/>
+                    <a:stretch>
+                      <a:fillRect/>
+                    </a:stretch>
+                  </pic:blipFill>
+                  <pic:spPr>
+                    <a:xfrm>
+                      <a:off x="0" y="0"/>
+                      <a:ext cx="5270500" cy="1250315"/>
+                    </a:xfrm>
+                    <a:prstGeom prst="rect">
+                      <a:avLst/>
+                    </a:prstGeom>
+                  </pic:spPr>
+                </pic:pic>
+              </a:graphicData>
+            </a:graphic>
+          </wp:inline>
+        </w:drawing>
+      </w:r>
+    </w:p>
+    <w:p/>
+    <w:tbl>
+      <w:tblPr>
+        <w:tblStyle w:val="ae"/>
+        <w:tblW w:w="0" w:type="auto"/>
+        <w:tblLook w:val="04A0" w:firstRow="1" w:lastRow="0" w:firstColumn="1" w:lastColumn="0" w:noHBand="0" w:noVBand="1"/>
+      </w:tblPr>
+      <w:tblGrid>
+        <w:gridCol w:w="8290"/>
+      </w:tblGrid>
+      <w:tr>
+        <w:tc>
+          <w:tcPr>
+            <w:tcW w:w="8290" w:type="dxa"/>
+          </w:tcPr>
+          <w:p>
+            <w:r>
+              <w:t xml:space="preserve">SELECT </w:t>
+            </w:r>
+          </w:p>
+          <w:p>
+            <w:r>
+              <w:t xml:space="preserve">    </w:t>
+            </w:r>
+            <w:proofErr w:type="spellStart"/>
+            <w:r>
+              <w:t>status_code</w:t>
+            </w:r>
+            <w:proofErr w:type="spellEnd"/>
+            <w:r>
+              <w:t>,</w:t>
+            </w:r>
+          </w:p>
+          <w:p>
+            <w:r>
+              <w:t xml:space="preserve">    </w:t>
+            </w:r>
+            <w:proofErr w:type="spellStart"/>
+            <w:r>
+              <w:t>error_message</w:t>
+            </w:r>
+            <w:proofErr w:type="spellEnd"/>
+            <w:r>
+              <w:t>,</w:t>
+            </w:r>
+          </w:p>
+          <w:p>
+            <w:r>
+              <w:t xml:space="preserve">    </w:t>
+            </w:r>
+            <w:proofErr w:type="gramStart"/>
+            <w:r>
+              <w:t>COUNT(</w:t>
+            </w:r>
+            <w:proofErr w:type="gramEnd"/>
+            <w:r>
+              <w:t xml:space="preserve">*) AS </w:t>
+            </w:r>
+            <w:proofErr w:type="spellStart"/>
+            <w:r>
+              <w:t>total_count</w:t>
+            </w:r>
+            <w:proofErr w:type="spellEnd"/>
+            <w:r>
+              <w:t>,</w:t>
+            </w:r>
+          </w:p>
+          <w:p>
+            <w:r>
+              <w:t xml:space="preserve">    -- 1. 三者都不为 0 的条数</w:t>
+            </w:r>
+          </w:p>
+          <w:p>
+            <w:r>
+              <w:t xml:space="preserve">    </w:t>
+            </w:r>
+            <w:proofErr w:type="gramStart"/>
+            <w:r>
+              <w:t>SUM(</w:t>
+            </w:r>
+            <w:proofErr w:type="gramEnd"/>
+            <w:r>
+              <w:t xml:space="preserve">CASE </w:t>
+            </w:r>
+          </w:p>
+          <w:p>
+            <w:r>
+              <w:t xml:space="preserve">        WHEN </w:t>
+            </w:r>
+            <w:proofErr w:type="spellStart"/>
+            <w:r>
+              <w:t>input_</w:t>
+            </w:r>
+            <w:proofErr w:type="gramStart"/>
+            <w:r>
+              <w:t>token</w:t>
+            </w:r>
+            <w:proofErr w:type="spellEnd"/>
+            <w:r>
+              <w:t xml:space="preserve"> !</w:t>
+            </w:r>
+            <w:proofErr w:type="gramEnd"/>
+            <w:r>
+              <w:t xml:space="preserve">= 0 AND </w:t>
+            </w:r>
+            <w:proofErr w:type="spellStart"/>
+            <w:r>
+              <w:t>output_token</w:t>
+            </w:r>
+            <w:proofErr w:type="spellEnd"/>
+            <w:r>
+              <w:t xml:space="preserve"> != 0 AND </w:t>
+            </w:r>
+            <w:proofErr w:type="spellStart"/>
+            <w:r>
+              <w:t>total_token</w:t>
+            </w:r>
+            <w:proofErr w:type="spellEnd"/>
+            <w:r>
+              <w:t xml:space="preserve"> != 0 </w:t>
+            </w:r>
+          </w:p>
+          <w:p>
+            <w:r>
+              <w:t xml:space="preserve">        THEN 1 ELSE 0 </w:t>
+            </w:r>
+          </w:p>
+          <w:p>
+            <w:r>
+              <w:t xml:space="preserve">    END) AS </w:t>
+            </w:r>
+            <w:proofErr w:type="spellStart"/>
+            <w:r>
+              <w:t>all_tokens_nonzero_count</w:t>
+            </w:r>
+            <w:proofErr w:type="spellEnd"/>
+            <w:r>
+              <w:t>,</w:t>
+            </w:r>
+          </w:p>
+          <w:p>
+            <w:r>
+              <w:t xml:space="preserve">    -- 2. 三者只要有一个为 0 的条数</w:t>
+            </w:r>
+          </w:p>
+          <w:p>
+            <w:r>
+              <w:t xml:space="preserve">    </w:t>
+            </w:r>
+            <w:proofErr w:type="gramStart"/>
+            <w:r>
+              <w:t>SUM(</w:t>
+            </w:r>
+            <w:proofErr w:type="gramEnd"/>
+            <w:r>
+              <w:t xml:space="preserve">CASE </w:t>
+            </w:r>
+          </w:p>
+          <w:p>
+            <w:r>
+              <w:t xml:space="preserve">        WHEN </w:t>
+            </w:r>
+            <w:proofErr w:type="spellStart"/>
+            <w:r>
+              <w:t>input_token</w:t>
+            </w:r>
+            <w:proofErr w:type="spellEnd"/>
+            <w:r>
+              <w:t xml:space="preserve"> = 0 OR </w:t>
+            </w:r>
+            <w:proofErr w:type="spellStart"/>
+            <w:r>
+              <w:t>output_token</w:t>
+            </w:r>
+            <w:proofErr w:type="spellEnd"/>
+            <w:r>
+              <w:t xml:space="preserve"> = 0 OR </w:t>
+            </w:r>
+            <w:proofErr w:type="spellStart"/>
+            <w:r>
+              <w:t>total_token</w:t>
+            </w:r>
+            <w:proofErr w:type="spellEnd"/>
+            <w:r>
+              <w:t xml:space="preserve"> = 0 </w:t>
+            </w:r>
+          </w:p>
+          <w:p>
+            <w:r>
+              <w:t xml:space="preserve">        THEN 1 ELSE 0 </w:t>
+            </w:r>
+          </w:p>
+          <w:p>
+            <w:r>
+              <w:t xml:space="preserve">    END) AS </w:t>
+            </w:r>
+            <w:proofErr w:type="spellStart"/>
+            <w:r>
+              <w:t>any_token_zero_count</w:t>
+            </w:r>
+            <w:proofErr w:type="spellEnd"/>
+          </w:p>
+          <w:p>
+            <w:r>
+              <w:t>FROM `</w:t>
+            </w:r>
+            <w:proofErr w:type="spellStart"/>
+            <w:r>
+              <w:t>token_audit_logs</w:t>
+            </w:r>
+            <w:proofErr w:type="spellEnd"/>
+            <w:r>
+              <w:t>`</w:t>
+            </w:r>
+          </w:p>
+          <w:p>
+            <w:r>
+              <w:t>WHERE `</w:t>
+            </w:r>
+            <w:proofErr w:type="spellStart"/>
+            <w:r>
+              <w:t>created_at</w:t>
+            </w:r>
+            <w:proofErr w:type="spellEnd"/>
+            <w:r>
+              <w:t>` &gt;= '2026-10-19 00:00:00'</w:t>
+            </w:r>
+          </w:p>
+          <w:p>
+            <w:r>
+              <w:t xml:space="preserve">  AND `</w:t>
+            </w:r>
+            <w:proofErr w:type="spellStart"/>
+            <w:r>
+              <w:t>created_at</w:t>
+            </w:r>
+            <w:proofErr w:type="spellEnd"/>
+            <w:r>
+              <w:t>` &lt; '2026-10-20 00:00:00'</w:t>
+            </w:r>
+          </w:p>
+          <w:p>
+            <w:r>
+              <w:t>GROUP BY `</w:t>
+            </w:r>
+            <w:proofErr w:type="spellStart"/>
+            <w:r>
+              <w:t>status_code</w:t>
+            </w:r>
+            <w:proofErr w:type="spellEnd"/>
+            <w:r>
+              <w:t>`, `</w:t>
+            </w:r>
+            <w:proofErr w:type="spellStart"/>
+            <w:r>
+              <w:t>error_message</w:t>
+            </w:r>
+            <w:proofErr w:type="spellEnd"/>
+            <w:r>
+              <w:t>`</w:t>
+            </w:r>
+          </w:p>
+          <w:p>
+            <w:r>
+              <w:t>ORDER BY `</w:t>
+            </w:r>
+            <w:proofErr w:type="spellStart"/>
+            <w:r>
+              <w:t>status_code</w:t>
+            </w:r>
+            <w:proofErr w:type="spellEnd"/>
+            <w:r>
+              <w:t>` ASC, `</w:t>
+            </w:r>
+            <w:proofErr w:type="spellStart"/>
+            <w:r>
+              <w:t>total_count</w:t>
+            </w:r>
+            <w:proofErr w:type="spellEnd"/>
+            <w:r>
+              <w:t>` DESC;</w:t>
+            </w:r>
+          </w:p>
+        </w:tc>
+      </w:tr>
+    </w:tbl>
+    <w:p/>
+    <w:p>
+      <w:pPr>
+        <w:rPr>
+          <w:rFonts w:hint="eastAsia"/>
+        </w:rPr>
+      </w:pPr>
+    </w:p>
+    <w:p/>
+    <w:p/>
+    <w:p/>
+    <w:p/>
+    <w:p/>
+    <w:p/>
+    <w:p>
+      <w:r>
+        <w:drawing>
+          <wp:inline distT="0" distB="0" distL="0" distR="0" wp14:anchorId="056BFE7F" wp14:editId="69C59AB1">
+            <wp:extent cx="5270500" cy="983615"/>
+            <wp:effectExtent l="0" t="0" r="0" b="0"/>
+            <wp:docPr id="1572897776" name="图片 1"/>
+            <wp:cNvGraphicFramePr>
+              <a:graphicFrameLocks xmlns:a="http://schemas.openxmlformats.org/drawingml/2006/main" noChangeAspect="1"/>
+            </wp:cNvGraphicFramePr>
+            <a:graphic xmlns:a="http://schemas.openxmlformats.org/drawingml/2006/main">
+              <a:graphicData uri="http://schemas.openxmlformats.org/drawingml/2006/picture">
+                <pic:pic xmlns:pic="http://schemas.openxmlformats.org/drawingml/2006/picture">
+                  <pic:nvPicPr>
+                    <pic:cNvPr id="1572897776" name=""/>
+                    <pic:cNvPicPr/>
+                  </pic:nvPicPr>
+                  <pic:blipFill>
+                    <a:blip r:embed="rId18"/>
+                    <a:stretch>
+                      <a:fillRect/>
+                    </a:stretch>
+                  </pic:blipFill>
+                  <pic:spPr>
+                    <a:xfrm>
+                      <a:off x="0" y="0"/>
+                      <a:ext cx="5270500" cy="983615"/>
+                    </a:xfrm>
+                    <a:prstGeom prst="rect">
+                      <a:avLst/>
+                    </a:prstGeom>
+                  </pic:spPr>
+                </pic:pic>
+              </a:graphicData>
+            </a:graphic>
+          </wp:inline>
+        </w:drawing>
+      </w:r>
+    </w:p>
+    <w:p/>
+    <w:p/>
+    <w:tbl>
+      <w:tblPr>
+        <w:tblStyle w:val="ae"/>
+        <w:tblW w:w="0" w:type="auto"/>
+        <w:tblLook w:val="04A0" w:firstRow="1" w:lastRow="0" w:firstColumn="1" w:lastColumn="0" w:noHBand="0" w:noVBand="1"/>
+      </w:tblPr>
+      <w:tblGrid>
+        <w:gridCol w:w="8290"/>
+      </w:tblGrid>
+      <w:tr>
+        <w:tc>
+          <w:tcPr>
+            <w:tcW w:w="8290" w:type="dxa"/>
+          </w:tcPr>
+          <w:p>
+            <w:r>
+              <w:t xml:space="preserve">SELECT </w:t>
+            </w:r>
+          </w:p>
+          <w:p>
+            <w:r>
+              <w:t xml:space="preserve">    </w:t>
+            </w:r>
+            <w:proofErr w:type="spellStart"/>
+            <w:r>
+              <w:t>status_code</w:t>
+            </w:r>
+            <w:proofErr w:type="spellEnd"/>
+            <w:r>
+              <w:t>,</w:t>
+            </w:r>
+          </w:p>
+          <w:p>
+            <w:r>
+              <w:t xml:space="preserve">    </w:t>
+            </w:r>
+            <w:proofErr w:type="spellStart"/>
+            <w:r>
+              <w:t>error_message</w:t>
+            </w:r>
+            <w:proofErr w:type="spellEnd"/>
+            <w:r>
+              <w:t>,</w:t>
+            </w:r>
+          </w:p>
+          <w:p>
+            <w:r>
+              <w:t xml:space="preserve">    -- 1. 将 Token 状态提炼为明确的分类维度</w:t>
+            </w:r>
+          </w:p>
+          <w:p>
+            <w:r>
+              <w:t xml:space="preserve">    CASE </w:t>
+            </w:r>
+          </w:p>
+          <w:p>
+            <w:r>
+              <w:t xml:space="preserve">        WHEN </w:t>
+            </w:r>
+            <w:proofErr w:type="spellStart"/>
+            <w:r>
+              <w:t>input_</w:t>
+            </w:r>
+            <w:proofErr w:type="gramStart"/>
+            <w:r>
+              <w:t>token</w:t>
+            </w:r>
+            <w:proofErr w:type="spellEnd"/>
+            <w:r>
+              <w:t xml:space="preserve"> !</w:t>
+            </w:r>
+            <w:proofErr w:type="gramEnd"/>
+            <w:r>
+              <w:t xml:space="preserve">= 0 AND </w:t>
+            </w:r>
+            <w:proofErr w:type="spellStart"/>
+            <w:r>
+              <w:t>output_token</w:t>
+            </w:r>
+            <w:proofErr w:type="spellEnd"/>
+            <w:r>
+              <w:t xml:space="preserve"> != 0 AND </w:t>
+            </w:r>
+            <w:proofErr w:type="spellStart"/>
+            <w:r>
+              <w:t>total_token</w:t>
+            </w:r>
+            <w:proofErr w:type="spellEnd"/>
+            <w:r>
+              <w:t xml:space="preserve"> != 0 THEN '三者都不为0'</w:t>
+            </w:r>
+          </w:p>
+          <w:p>
+            <w:r>
+              <w:t xml:space="preserve">        ELSE '至少有一个为0'</w:t>
+            </w:r>
+          </w:p>
+          <w:p>
+            <w:r>
+              <w:t xml:space="preserve">    END AS </w:t>
+            </w:r>
+            <w:proofErr w:type="spellStart"/>
+            <w:r>
+              <w:t>token_category</w:t>
+            </w:r>
+            <w:proofErr w:type="spellEnd"/>
+            <w:r>
+              <w:t>,</w:t>
+            </w:r>
+          </w:p>
+          <w:p>
+            <w:r>
+              <w:t xml:space="preserve">    -- 2. 下钻目标字段（可做脱敏或 NULL 处理）</w:t>
+            </w:r>
+          </w:p>
+          <w:p>
+            <w:r>
+              <w:t xml:space="preserve">    </w:t>
+            </w:r>
+            <w:proofErr w:type="gramStart"/>
+            <w:r>
+              <w:t>IFNULL(</w:t>
+            </w:r>
+            <w:proofErr w:type="gramEnd"/>
+            <w:r>
+              <w:t>authorization, 'ANONYMOUS / NULL') AS authorization,</w:t>
+            </w:r>
+          </w:p>
+          <w:p>
+            <w:r>
+              <w:t xml:space="preserve">    </w:t>
+            </w:r>
+            <w:proofErr w:type="gramStart"/>
+            <w:r>
+              <w:t>COUNT(</w:t>
+            </w:r>
+            <w:proofErr w:type="gramEnd"/>
+            <w:r>
+              <w:t xml:space="preserve">*) AS </w:t>
+            </w:r>
+            <w:proofErr w:type="spellStart"/>
+            <w:r>
+              <w:t>total_count</w:t>
+            </w:r>
+            <w:proofErr w:type="spellEnd"/>
+          </w:p>
+          <w:p>
+            <w:r>
+              <w:t>FROM `</w:t>
+            </w:r>
+            <w:proofErr w:type="spellStart"/>
+            <w:r>
+              <w:t>token_audit_logs</w:t>
+            </w:r>
+            <w:proofErr w:type="spellEnd"/>
+            <w:r>
+              <w:t>`</w:t>
+            </w:r>
+          </w:p>
+          <w:p>
+            <w:r>
+              <w:t>WHERE `</w:t>
+            </w:r>
+            <w:proofErr w:type="spellStart"/>
+            <w:r>
+              <w:t>created_at</w:t>
+            </w:r>
+            <w:proofErr w:type="spellEnd"/>
+            <w:r>
+              <w:t>` &gt;= '2026-10-19 00:00:00'</w:t>
+            </w:r>
+          </w:p>
+          <w:p>
+            <w:r>
+              <w:t xml:space="preserve">  AND `</w:t>
+            </w:r>
+            <w:proofErr w:type="spellStart"/>
+            <w:r>
+              <w:t>created_at</w:t>
+            </w:r>
+            <w:proofErr w:type="spellEnd"/>
+            <w:r>
+              <w:t>` &lt; '2026-10-20 00:00:00'</w:t>
+            </w:r>
+          </w:p>
+          <w:p>
+            <w:r>
+              <w:t xml:space="preserve">GROUP BY </w:t>
+            </w:r>
+          </w:p>
+          <w:p>
+            <w:r>
+              <w:t xml:space="preserve">    `</w:t>
+            </w:r>
+            <w:proofErr w:type="spellStart"/>
+            <w:r>
+              <w:t>status_code</w:t>
+            </w:r>
+            <w:proofErr w:type="spellEnd"/>
+            <w:r>
+              <w:t xml:space="preserve">`, </w:t>
+            </w:r>
+          </w:p>
+          <w:p>
+            <w:r>
+              <w:t xml:space="preserve">    `</w:t>
+            </w:r>
+            <w:proofErr w:type="spellStart"/>
+            <w:r>
+              <w:t>error_message</w:t>
+            </w:r>
+            <w:proofErr w:type="spellEnd"/>
+            <w:r>
+              <w:t xml:space="preserve">`, </w:t>
+            </w:r>
+          </w:p>
+          <w:p>
+            <w:r>
+              <w:t xml:space="preserve">    </w:t>
+            </w:r>
+            <w:proofErr w:type="spellStart"/>
+            <w:r>
+              <w:t>token_category</w:t>
+            </w:r>
+            <w:proofErr w:type="spellEnd"/>
+            <w:r>
+              <w:t>,</w:t>
+            </w:r>
+          </w:p>
+          <w:p>
+            <w:r>
+              <w:t xml:space="preserve">    `authorization`</w:t>
+            </w:r>
+          </w:p>
+          <w:p>
+            <w:r>
+              <w:t xml:space="preserve">ORDER BY </w:t>
+            </w:r>
+          </w:p>
+          <w:p>
+            <w:r>
+              <w:t xml:space="preserve">    `</w:t>
+            </w:r>
+            <w:proofErr w:type="spellStart"/>
+            <w:r>
+              <w:t>status_code</w:t>
+            </w:r>
+            <w:proofErr w:type="spellEnd"/>
+            <w:r>
+              <w:t xml:space="preserve">` ASC, </w:t>
+            </w:r>
+          </w:p>
+          <w:p>
+            <w:pPr>
+              <w:rPr>
+                <w:rFonts w:hint="eastAsia"/>
+              </w:rPr>
+            </w:pPr>
+            <w:r>
+              <w:t>`</w:t>
+            </w:r>
+            <w:proofErr w:type="spellStart"/>
+            <w:r>
+              <w:t>total_count</w:t>
+            </w:r>
+            <w:proofErr w:type="spellEnd"/>
+            <w:r>
+              <w:t>` DESC;</w:t>
+            </w:r>
+          </w:p>
+        </w:tc>
+      </w:tr>
+    </w:tbl>
+    <w:p>
+      <w:pPr>
+        <w:rPr>
+          <w:rFonts w:hint="eastAsia"/>
+        </w:rPr>
+      </w:pPr>
+    </w:p>
+    <w:p>
+      <w:r>
+        <w:drawing>
+          <wp:inline distT="0" distB="0" distL="0" distR="0" wp14:anchorId="7EFCC884" wp14:editId="54FC7D27">
+            <wp:extent cx="5270500" cy="1371600"/>
+            <wp:effectExtent l="0" t="0" r="0" b="0"/>
+            <wp:docPr id="1564925144" name="图片 1"/>
+            <wp:cNvGraphicFramePr>
+              <a:graphicFrameLocks xmlns:a="http://schemas.openxmlformats.org/drawingml/2006/main" noChangeAspect="1"/>
+            </wp:cNvGraphicFramePr>
+            <a:graphic xmlns:a="http://schemas.openxmlformats.org/drawingml/2006/main">
+              <a:graphicData uri="http://schemas.openxmlformats.org/drawingml/2006/picture">
+                <pic:pic xmlns:pic="http://schemas.openxmlformats.org/drawingml/2006/picture">
+                  <pic:nvPicPr>
+                    <pic:cNvPr id="1564925144" name=""/>
+                    <pic:cNvPicPr/>
+                  </pic:nvPicPr>
+                  <pic:blipFill>
+                    <a:blip r:embed="rId19"/>
+                    <a:stretch>
+                      <a:fillRect/>
+                    </a:stretch>
+                  </pic:blipFill>
+                  <pic:spPr>
+                    <a:xfrm>
+                      <a:off x="0" y="0"/>
+                      <a:ext cx="5270500" cy="1371600"/>
+                    </a:xfrm>
+                    <a:prstGeom prst="rect">
+                      <a:avLst/>
+                    </a:prstGeom>
+                  </pic:spPr>
+                </pic:pic>
+              </a:graphicData>
+            </a:graphic>
+          </wp:inline>
+        </w:drawing>
+      </w:r>
+    </w:p>
+    <w:p>
+      <w:pPr>
+        <w:rPr>
+          <w:rFonts w:hint="eastAsia"/>
+        </w:rPr>
+      </w:pPr>
+    </w:p>
+    <w:p/>
+    <w:p>
+      <w:pPr>
+        <w:rPr>
+          <w:rFonts w:hint="eastAsia"/>
+        </w:rPr>
+      </w:pPr>
+    </w:p>
     <w:p>
       <w:pPr>
         <w:rPr>
